--- a/documents/blessings-bakery-contract.docx
+++ b/documents/blessings-bakery-contract.docx
@@ -9,7 +9,7 @@
       </w:pPr>
       <w:r>
         <w:rPr>
-          <w:rFonts w:ascii="STHeiti" w:hAnsi="STHeiti" w:eastAsia="STHeiti"/>
+          <w:rFonts w:ascii="PingFang TC" w:hAnsi="PingFang TC" w:eastAsia="PingFang TC"/>
           <w:color w:val="000000"/>
           <w:sz w:val="52"/>
         </w:rPr>
@@ -19,7 +19,7 @@
     <w:p>
       <w:r>
         <w:rPr>
-          <w:rFonts w:ascii="STHeiti" w:hAnsi="STHeiti" w:eastAsia="STHeiti"/>
+          <w:rFonts w:ascii="PingFang TC" w:hAnsi="PingFang TC" w:eastAsia="PingFang TC"/>
           <w:color w:val="595959"/>
           <w:sz w:val="22"/>
         </w:rPr>
@@ -29,21 +29,33 @@
     <w:p/>
     <w:p>
       <w:r>
+        <w:rPr>
+          <w:rFonts w:ascii="PingFang TC" w:hAnsi="PingFang TC" w:eastAsia="PingFang TC"/>
+        </w:rPr>
         <w:t>立契約書人：</w:t>
       </w:r>
     </w:p>
     <w:p>
       <w:r>
+        <w:rPr>
+          <w:rFonts w:ascii="PingFang TC" w:hAnsi="PingFang TC" w:eastAsia="PingFang TC"/>
+        </w:rPr>
         <w:t>委託人（以下稱甲方）：＿＿＿＿＿＿＿＿＿＿＿＿（品牌：Blessings Bakery）</w:t>
       </w:r>
     </w:p>
     <w:p>
       <w:r>
+        <w:rPr>
+          <w:rFonts w:ascii="PingFang TC" w:hAnsi="PingFang TC" w:eastAsia="PingFang TC"/>
+        </w:rPr>
         <w:t>受託人（以下稱乙方）：引弘企業社</w:t>
       </w:r>
     </w:p>
     <w:p>
       <w:r>
+        <w:rPr>
+          <w:rFonts w:ascii="PingFang TC" w:hAnsi="PingFang TC" w:eastAsia="PingFang TC"/>
+        </w:rPr>
         <w:t>甲方委託乙方提供品牌知識事業共建暨內容行銷服務，雙方同意依下列條款辦理。本契約、服務說明書及雙方以書面或可留存通訊方式確認之附件，共同構成完整約定。</w:t>
       </w:r>
     </w:p>
@@ -52,21 +64,33 @@
         <w:pStyle w:val="Heading1"/>
       </w:pPr>
       <w:r>
+        <w:rPr>
+          <w:rFonts w:ascii="PingFang TC" w:hAnsi="PingFang TC" w:eastAsia="PingFang TC"/>
+        </w:rPr>
         <w:t>第一條　契約目的與名詞</w:t>
       </w:r>
     </w:p>
     <w:p>
       <w:r>
-        <w:t>一、本案目的為整合 Blessings Bakery 既有麵包產品、內容受眾與專業知識，建立由內容、免費直播、入門課、會員、進階課程及創業輔導構成的知識產品路徑。</w:t>
+        <w:rPr>
+          <w:rFonts w:ascii="PingFang TC" w:hAnsi="PingFang TC" w:eastAsia="PingFang TC"/>
+        </w:rPr>
+        <w:t>一、本案目的為整合 Blessings Bakery 既有麵包產品、內容受眾與專業知識，建立由公開內容、免費教育、快樂做麵包、YouTube 會員、科學做麵包及 Sourdough Taiwan 社區型烘焙坊構成的品牌知識與合作夥伴系統。</w:t>
       </w:r>
     </w:p>
     <w:p>
       <w:r>
-        <w:t>二、本契約所稱正式交付，指服務說明書中列有固定數量或規格的成品；加值內容、直播精華及未列明數量的支援，不構成固定交付義務。</w:t>
+        <w:rPr>
+          <w:rFonts w:ascii="PingFang TC" w:hAnsi="PingFang TC" w:eastAsia="PingFang TC"/>
+        </w:rPr>
+        <w:t>二、本契約所稱正式交付，指服務說明書中列有固定數量或規格的成品；商業目標、會員數、課程招生、工坊家數及未列明數量的營運支援，不構成乙方保證成果。</w:t>
       </w:r>
     </w:p>
     <w:p>
       <w:r>
+        <w:rPr>
+          <w:rFonts w:ascii="PingFang TC" w:hAnsi="PingFang TC" w:eastAsia="PingFang TC"/>
+        </w:rPr>
         <w:t>三、本契約所稱工作日，不含星期六、星期日、政府公告之國定假日及天然災害停止上班日。</w:t>
       </w:r>
     </w:p>
@@ -75,22 +99,34 @@
         <w:pStyle w:val="Heading1"/>
       </w:pPr>
       <w:r>
+        <w:rPr>
+          <w:rFonts w:ascii="PingFang TC" w:hAnsi="PingFang TC" w:eastAsia="PingFang TC"/>
+        </w:rPr>
         <w:t>第二條　期間與準備期</w:t>
       </w:r>
     </w:p>
     <w:p>
       <w:r>
+        <w:rPr>
+          <w:rFonts w:ascii="PingFang TC" w:hAnsi="PingFang TC" w:eastAsia="PingFang TC"/>
+        </w:rPr>
         <w:t>一、無費用準備期自 2026 年 9 月 1 日至 2026 年 9 月 30 日止，僅辦理資料與帳號交接、現況基線盤點、一次啟動會議及第一季執行規劃，不產生正式內容交付。</w:t>
       </w:r>
     </w:p>
     <w:p>
       <w:r>
+        <w:rPr>
+          <w:rFonts w:ascii="PingFang TC" w:hAnsi="PingFang TC" w:eastAsia="PingFang TC"/>
+        </w:rPr>
         <w:t>二、正式服務期間自 2026 年 10 月 1 日至 2027 年 9 月 30 日止，共十二個月。各月工作以正式服務起始月為第 1 月（M1）依序計算。</w:t>
       </w:r>
     </w:p>
     <w:p>
       <w:r>
-        <w:t>三、第一批正式內容預計於 2026 年 10 月中旬開始發布；M1 仍應完成當月約定之 4 支短影音、4 篇社群貼文及 1 支會員前導片。</w:t>
+        <w:rPr>
+          <w:rFonts w:ascii="PingFang TC" w:hAnsi="PingFang TC" w:eastAsia="PingFang TC"/>
+        </w:rPr>
+        <w:t>三、第一批正式內容預計於 2026 年 10 月中旬開始發布；M1 仍應完成當月 4 支短影音、4 則社群圖文、1 支旗艦長片、6 支純會員影片、1 篇 SEO 文稿及 1 次會員直播。</w:t>
       </w:r>
     </w:p>
     <w:p>
@@ -98,21 +134,33 @@
         <w:pStyle w:val="Heading1"/>
       </w:pPr>
       <w:r>
+        <w:rPr>
+          <w:rFonts w:ascii="PingFang TC" w:hAnsi="PingFang TC" w:eastAsia="PingFang TC"/>
+        </w:rPr>
         <w:t>第三條　服務費與付款</w:t>
       </w:r>
     </w:p>
     <w:p>
       <w:r>
+        <w:rPr>
+          <w:rFonts w:ascii="PingFang TC" w:hAnsi="PingFang TC" w:eastAsia="PingFang TC"/>
+        </w:rPr>
         <w:t>一、正式服務費為每月新台幣 29,000 元整，十二個月合計新台幣 348,000 元整。除另有書面約定外，費用不含廣告預算、平台訂閱、第三方授權、額外差旅、場地、器材、網站程式開發及其他外部成本。</w:t>
       </w:r>
     </w:p>
     <w:p>
       <w:r>
+        <w:rPr>
+          <w:rFonts w:ascii="PingFang TC" w:hAnsi="PingFang TC" w:eastAsia="PingFang TC"/>
+        </w:rPr>
         <w:t>二、採月初預付，甲方應於每月 5 日前匯入乙方指定帳戶。相關稅務憑證依乙方依法得開立之形式辦理。</w:t>
       </w:r>
     </w:p>
     <w:p>
       <w:r>
+        <w:rPr>
+          <w:rFonts w:ascii="PingFang TC" w:hAnsi="PingFang TC" w:eastAsia="PingFang TC"/>
+        </w:rPr>
         <w:t>三、款項逾期超過 7 日，乙方得暫停受影響之服務；交付與發布時程相應順延，停工月份之工作不自動累積為後續月份的額外交付。甲方補足款項後，雙方另行確認恢復排程。</w:t>
       </w:r>
     </w:p>
@@ -121,6 +169,9 @@
         <w:pStyle w:val="Heading1"/>
       </w:pPr>
       <w:r>
+        <w:rPr>
+          <w:rFonts w:ascii="PingFang TC" w:hAnsi="PingFang TC" w:eastAsia="PingFang TC"/>
+        </w:rPr>
         <w:t>第四條　固定交付範圍</w:t>
       </w:r>
     </w:p>
@@ -143,14 +194,9 @@
             <w:shd w:fill="F3E8DC"/>
           </w:tcPr>
           <w:p>
-            <w:pPr>
-              <w:spacing w:after="60" w:line="252" w:lineRule="auto"/>
-            </w:pPr>
             <w:r>
               <w:rPr>
-                <w:rFonts w:ascii="STHeiti" w:hAnsi="STHeiti" w:eastAsia="STHeiti"/>
-                <w:b/>
-                <w:sz w:val="18"/>
+                <w:rFonts w:ascii="PingFang TC" w:hAnsi="PingFang TC" w:eastAsia="PingFang TC"/>
               </w:rPr>
               <w:t>項目</w:t>
             </w:r>
@@ -163,14 +209,9 @@
             <w:shd w:fill="F3E8DC"/>
           </w:tcPr>
           <w:p>
-            <w:pPr>
-              <w:spacing w:after="60" w:line="252" w:lineRule="auto"/>
-            </w:pPr>
             <w:r>
               <w:rPr>
-                <w:rFonts w:ascii="STHeiti" w:hAnsi="STHeiti" w:eastAsia="STHeiti"/>
-                <w:b/>
-                <w:sz w:val="18"/>
+                <w:rFonts w:ascii="PingFang TC" w:hAnsi="PingFang TC" w:eastAsia="PingFang TC"/>
               </w:rPr>
               <w:t>正式期間上限與規格</w:t>
             </w:r>
@@ -181,16 +222,14 @@
         <w:tc>
           <w:tcPr>
             <w:tcW w:type="dxa" w:w="4680"/>
-            <w:vAlign w:val="top"/>
           </w:tcPr>
           <w:p>
             <w:pPr>
-              <w:spacing w:after="60" w:line="252" w:lineRule="auto"/>
+              <w:spacing w:after="40"/>
             </w:pPr>
             <w:r>
               <w:rPr>
-                <w:rFonts w:ascii="STHeiti" w:hAnsi="STHeiti" w:eastAsia="STHeiti"/>
-                <w:sz w:val="18"/>
+                <w:rFonts w:ascii="PingFang TC" w:hAnsi="PingFang TC" w:eastAsia="PingFang TC"/>
               </w:rPr>
               <w:t>短影音</w:t>
             </w:r>
@@ -199,18 +238,16 @@
         <w:tc>
           <w:tcPr>
             <w:tcW w:type="dxa" w:w="4680"/>
-            <w:vAlign w:val="top"/>
           </w:tcPr>
           <w:p>
             <w:pPr>
-              <w:spacing w:after="60" w:line="252" w:lineRule="auto"/>
+              <w:spacing w:after="40"/>
             </w:pPr>
             <w:r>
               <w:rPr>
-                <w:rFonts w:ascii="STHeiti" w:hAnsi="STHeiti" w:eastAsia="STHeiti"/>
-                <w:sz w:val="18"/>
+                <w:rFonts w:ascii="PingFang TC" w:hAnsi="PingFang TC" w:eastAsia="PingFang TC"/>
               </w:rPr>
-              <w:t>全年 48 支；每月 4 支且不跨月累積。每支原則 60 秒內，直式，含全程字幕。</w:t>
+              <w:t>全年 48 支；每月 4 支且不跨月累積。每支原則 60 秒內、直式、含全程字幕。</w:t>
             </w:r>
           </w:p>
         </w:tc>
@@ -219,36 +256,32 @@
         <w:tc>
           <w:tcPr>
             <w:tcW w:type="dxa" w:w="4680"/>
-            <w:vAlign w:val="top"/>
           </w:tcPr>
           <w:p>
             <w:pPr>
-              <w:spacing w:after="60" w:line="252" w:lineRule="auto"/>
+              <w:spacing w:after="40"/>
             </w:pPr>
             <w:r>
               <w:rPr>
-                <w:rFonts w:ascii="STHeiti" w:hAnsi="STHeiti" w:eastAsia="STHeiti"/>
-                <w:sz w:val="18"/>
+                <w:rFonts w:ascii="PingFang TC" w:hAnsi="PingFang TC" w:eastAsia="PingFang TC"/>
               </w:rPr>
-              <w:t>社群貼文</w:t>
+              <w:t>社群圖文</w:t>
             </w:r>
           </w:p>
         </w:tc>
         <w:tc>
           <w:tcPr>
             <w:tcW w:type="dxa" w:w="4680"/>
-            <w:vAlign w:val="top"/>
           </w:tcPr>
           <w:p>
             <w:pPr>
-              <w:spacing w:after="60" w:line="252" w:lineRule="auto"/>
+              <w:spacing w:after="40"/>
             </w:pPr>
             <w:r>
               <w:rPr>
-                <w:rFonts w:ascii="STHeiti" w:hAnsi="STHeiti" w:eastAsia="STHeiti"/>
-                <w:sz w:val="18"/>
+                <w:rFonts w:ascii="PingFang TC" w:hAnsi="PingFang TC" w:eastAsia="PingFang TC"/>
               </w:rPr>
-              <w:t>全年 48 篇；每月 4 篇，與短影音共用母題並適配 Instagram、Facebook、Threads。</w:t>
+              <w:t>全年 48 則；每月 4 則，依月度母題適配 Instagram、Facebook、Threads。</w:t>
             </w:r>
           </w:p>
         </w:tc>
@@ -257,36 +290,32 @@
         <w:tc>
           <w:tcPr>
             <w:tcW w:type="dxa" w:w="4680"/>
-            <w:vAlign w:val="top"/>
           </w:tcPr>
           <w:p>
             <w:pPr>
-              <w:spacing w:after="60" w:line="252" w:lineRule="auto"/>
+              <w:spacing w:after="40"/>
             </w:pPr>
             <w:r>
               <w:rPr>
-                <w:rFonts w:ascii="STHeiti" w:hAnsi="STHeiti" w:eastAsia="STHeiti"/>
-                <w:sz w:val="18"/>
+                <w:rFonts w:ascii="PingFang TC" w:hAnsi="PingFang TC" w:eastAsia="PingFang TC"/>
               </w:rPr>
-              <w:t>會員前導片</w:t>
+              <w:t>公開旗艦長片</w:t>
             </w:r>
           </w:p>
         </w:tc>
         <w:tc>
           <w:tcPr>
             <w:tcW w:type="dxa" w:w="4680"/>
-            <w:vAlign w:val="top"/>
           </w:tcPr>
           <w:p>
             <w:pPr>
-              <w:spacing w:after="60" w:line="252" w:lineRule="auto"/>
+              <w:spacing w:after="40"/>
             </w:pPr>
             <w:r>
               <w:rPr>
-                <w:rFonts w:ascii="STHeiti" w:hAnsi="STHeiti" w:eastAsia="STHeiti"/>
-                <w:sz w:val="18"/>
+                <w:rFonts w:ascii="PingFang TC" w:hAnsi="PingFang TC" w:eastAsia="PingFang TC"/>
               </w:rPr>
-              <w:t>全年 12 支；每支約 8–10 分鐘，重點字幕與章節。2026/10–12 先累積 3 支，2027/01 會員測試啟動時一併開放。</w:t>
+              <w:t>全年 12 支；每月 1 支，作為當月內容母題，部分深度內容得延伸至會員專區。</w:t>
             </w:r>
           </w:p>
         </w:tc>
@@ -295,36 +324,32 @@
         <w:tc>
           <w:tcPr>
             <w:tcW w:type="dxa" w:w="4680"/>
-            <w:vAlign w:val="top"/>
           </w:tcPr>
           <w:p>
             <w:pPr>
-              <w:spacing w:after="60" w:line="252" w:lineRule="auto"/>
+              <w:spacing w:after="40"/>
             </w:pPr>
             <w:r>
               <w:rPr>
-                <w:rFonts w:ascii="STHeiti" w:hAnsi="STHeiti" w:eastAsia="STHeiti"/>
-                <w:sz w:val="18"/>
+                <w:rFonts w:ascii="PingFang TC" w:hAnsi="PingFang TC" w:eastAsia="PingFang TC"/>
               </w:rPr>
-              <w:t>公開旗艦長片</w:t>
+              <w:t>純會員影片</w:t>
             </w:r>
           </w:p>
         </w:tc>
         <w:tc>
           <w:tcPr>
             <w:tcW w:type="dxa" w:w="4680"/>
-            <w:vAlign w:val="top"/>
           </w:tcPr>
           <w:p>
             <w:pPr>
-              <w:spacing w:after="60" w:line="252" w:lineRule="auto"/>
+              <w:spacing w:after="40"/>
             </w:pPr>
             <w:r>
               <w:rPr>
-                <w:rFonts w:ascii="STHeiti" w:hAnsi="STHeiti" w:eastAsia="STHeiti"/>
-                <w:sz w:val="18"/>
+                <w:rFonts w:ascii="PingFang TC" w:hAnsi="PingFang TC" w:eastAsia="PingFang TC"/>
               </w:rPr>
-              <w:t>全年最多 4 支；每支約 10–12 分鐘，重點字幕與章節。</w:t>
+              <w:t>全年 72 支；每月 6 支，另含當月旗艦延伸內容。</w:t>
             </w:r>
           </w:p>
         </w:tc>
@@ -333,36 +358,32 @@
         <w:tc>
           <w:tcPr>
             <w:tcW w:type="dxa" w:w="4680"/>
-            <w:vAlign w:val="top"/>
           </w:tcPr>
           <w:p>
             <w:pPr>
-              <w:spacing w:after="60" w:line="252" w:lineRule="auto"/>
+              <w:spacing w:after="40"/>
             </w:pPr>
             <w:r>
               <w:rPr>
-                <w:rFonts w:ascii="STHeiti" w:hAnsi="STHeiti" w:eastAsia="STHeiti"/>
-                <w:sz w:val="18"/>
+                <w:rFonts w:ascii="PingFang TC" w:hAnsi="PingFang TC" w:eastAsia="PingFang TC"/>
               </w:rPr>
-              <w:t>課程影片</w:t>
+              <w:t>會員直播</w:t>
             </w:r>
           </w:p>
         </w:tc>
         <w:tc>
           <w:tcPr>
             <w:tcW w:type="dxa" w:w="4680"/>
-            <w:vAlign w:val="top"/>
           </w:tcPr>
           <w:p>
             <w:pPr>
-              <w:spacing w:after="60" w:line="252" w:lineRule="auto"/>
+              <w:spacing w:after="40"/>
             </w:pPr>
             <w:r>
               <w:rPr>
-                <w:rFonts w:ascii="STHeiti" w:hAnsi="STHeiti" w:eastAsia="STHeiti"/>
-                <w:sz w:val="18"/>
+                <w:rFonts w:ascii="PingFang TC" w:hAnsi="PingFang TC" w:eastAsia="PingFang TC"/>
               </w:rPr>
-              <w:t>全年 10–15 支，總成片 2–4 小時，每支原則不超過 15 分鐘；約於 M4、M8、M12 分三批上線。</w:t>
+              <w:t>全年 12 次；每月 1 次，付費會員得參與並發問。</w:t>
             </w:r>
           </w:p>
         </w:tc>
@@ -371,16 +392,14 @@
         <w:tc>
           <w:tcPr>
             <w:tcW w:type="dxa" w:w="4680"/>
-            <w:vAlign w:val="top"/>
           </w:tcPr>
           <w:p>
             <w:pPr>
-              <w:spacing w:after="60" w:line="252" w:lineRule="auto"/>
+              <w:spacing w:after="40"/>
             </w:pPr>
             <w:r>
               <w:rPr>
-                <w:rFonts w:ascii="STHeiti" w:hAnsi="STHeiti" w:eastAsia="STHeiti"/>
-                <w:sz w:val="18"/>
+                <w:rFonts w:ascii="PingFang TC" w:hAnsi="PingFang TC" w:eastAsia="PingFang TC"/>
               </w:rPr>
               <w:t>網站／SEO 文稿</w:t>
             </w:r>
@@ -389,18 +408,16 @@
         <w:tc>
           <w:tcPr>
             <w:tcW w:type="dxa" w:w="4680"/>
-            <w:vAlign w:val="top"/>
           </w:tcPr>
           <w:p>
             <w:pPr>
-              <w:spacing w:after="60" w:line="252" w:lineRule="auto"/>
+              <w:spacing w:after="40"/>
             </w:pPr>
             <w:r>
               <w:rPr>
-                <w:rFonts w:ascii="STHeiti" w:hAnsi="STHeiti" w:eastAsia="STHeiti"/>
-                <w:sz w:val="18"/>
+                <w:rFonts w:ascii="PingFang TC" w:hAnsi="PingFang TC" w:eastAsia="PingFang TC"/>
               </w:rPr>
-              <w:t>全年合計 6 篇，每篇約 1,000–2,000 字；乙方交付文稿，甲方負責網站排版、上架、程式與技術優化。</w:t>
+              <w:t>全年 12 篇；每月 1 篇，乙方交稿，甲方負責網站上架與技術維護。</w:t>
             </w:r>
           </w:p>
         </w:tc>
@@ -409,36 +426,32 @@
         <w:tc>
           <w:tcPr>
             <w:tcW w:type="dxa" w:w="4680"/>
-            <w:vAlign w:val="top"/>
           </w:tcPr>
           <w:p>
             <w:pPr>
-              <w:spacing w:after="60" w:line="252" w:lineRule="auto"/>
+              <w:spacing w:after="40"/>
             </w:pPr>
             <w:r>
               <w:rPr>
-                <w:rFonts w:ascii="STHeiti" w:hAnsi="STHeiti" w:eastAsia="STHeiti"/>
-                <w:sz w:val="18"/>
+                <w:rFonts w:ascii="PingFang TC" w:hAnsi="PingFang TC" w:eastAsia="PingFang TC"/>
               </w:rPr>
-              <w:t>研究訪談</w:t>
+              <w:t>入門課程開發</w:t>
             </w:r>
           </w:p>
         </w:tc>
         <w:tc>
           <w:tcPr>
             <w:tcW w:type="dxa" w:w="4680"/>
-            <w:vAlign w:val="top"/>
           </w:tcPr>
           <w:p>
             <w:pPr>
-              <w:spacing w:after="60" w:line="252" w:lineRule="auto"/>
+              <w:spacing w:after="40"/>
             </w:pPr>
             <w:r>
               <w:rPr>
-                <w:rFonts w:ascii="STHeiti" w:hAnsi="STHeiti" w:eastAsia="STHeiti"/>
-                <w:sz w:val="18"/>
+                <w:rFonts w:ascii="PingFang TC" w:hAnsi="PingFang TC" w:eastAsia="PingFang TC"/>
               </w:rPr>
-              <w:t>全年最多 12 位，每位約 45–60 分鐘；含訪綱、訪談、重點紀錄及一份跨訪談痛點歸納。</w:t>
+              <w:t>全年 4 門；每季 1 門『3 天做出＿＿麵包』，乙方負責錄製與剪輯，章節依教學需求確認。</w:t>
             </w:r>
           </w:p>
         </w:tc>
@@ -447,54 +460,14 @@
         <w:tc>
           <w:tcPr>
             <w:tcW w:type="dxa" w:w="4680"/>
-            <w:vAlign w:val="top"/>
           </w:tcPr>
           <w:p>
             <w:pPr>
-              <w:spacing w:after="60" w:line="252" w:lineRule="auto"/>
+              <w:spacing w:after="40"/>
             </w:pPr>
             <w:r>
               <w:rPr>
-                <w:rFonts w:ascii="STHeiti" w:hAnsi="STHeiti" w:eastAsia="STHeiti"/>
-                <w:sz w:val="18"/>
-              </w:rPr>
-              <w:t>Google Maps</w:t>
-            </w:r>
-          </w:p>
-        </w:tc>
-        <w:tc>
-          <w:tcPr>
-            <w:tcW w:type="dxa" w:w="4680"/>
-            <w:vAlign w:val="top"/>
-          </w:tcPr>
-          <w:p>
-            <w:pPr>
-              <w:spacing w:after="60" w:line="252" w:lineRule="auto"/>
-            </w:pPr>
-            <w:r>
-              <w:rPr>
-                <w:rFonts w:ascii="STHeiti" w:hAnsi="STHeiti" w:eastAsia="STHeiti"/>
-                <w:sz w:val="18"/>
-              </w:rPr>
-              <w:t>M1 一次盤點；每月最多 2 則商家動態、一次營業資訊批次維護、拍攝照片擇優更新及最多 20 則一般新評論回覆協助。</w:t>
-            </w:r>
-          </w:p>
-        </w:tc>
-      </w:tr>
-      <w:tr>
-        <w:tc>
-          <w:tcPr>
-            <w:tcW w:type="dxa" w:w="4680"/>
-            <w:vAlign w:val="top"/>
-          </w:tcPr>
-          <w:p>
-            <w:pPr>
-              <w:spacing w:after="60" w:line="252" w:lineRule="auto"/>
-            </w:pPr>
-            <w:r>
-              <w:rPr>
-                <w:rFonts w:ascii="STHeiti" w:hAnsi="STHeiti" w:eastAsia="STHeiti"/>
-                <w:sz w:val="18"/>
+                <w:rFonts w:ascii="PingFang TC" w:hAnsi="PingFang TC" w:eastAsia="PingFang TC"/>
               </w:rPr>
               <w:t>集中拍攝</w:t>
             </w:r>
@@ -503,16 +476,14 @@
         <w:tc>
           <w:tcPr>
             <w:tcW w:type="dxa" w:w="4680"/>
-            <w:vAlign w:val="top"/>
           </w:tcPr>
           <w:p>
             <w:pPr>
-              <w:spacing w:after="60" w:line="252" w:lineRule="auto"/>
+              <w:spacing w:after="40"/>
             </w:pPr>
             <w:r>
               <w:rPr>
-                <w:rFonts w:ascii="STHeiti" w:hAnsi="STHeiti" w:eastAsia="STHeiti"/>
-                <w:sz w:val="18"/>
+                <w:rFonts w:ascii="PingFang TC" w:hAnsi="PingFang TC" w:eastAsia="PingFang TC"/>
               </w:rPr>
               <w:t>全年 12 個拍攝工作日，原則每月 1 日，依第六條彈性安排。</w:t>
             </w:r>
@@ -523,6 +494,9 @@
     <w:p/>
     <w:p>
       <w:r>
+        <w:rPr>
+          <w:rFonts w:ascii="PingFang TC" w:hAnsi="PingFang TC" w:eastAsia="PingFang TC"/>
+        </w:rPr>
         <w:t>二、各交付項目的完整製作規格、平台、責任分工、修改與排除項目，以服務說明書為準。未列於固定交付表者，不因曾於討論、提案或示意中出現而自動成為乙方義務。</w:t>
       </w:r>
     </w:p>
@@ -531,22 +505,34 @@
         <w:pStyle w:val="Heading1"/>
       </w:pPr>
       <w:r>
+        <w:rPr>
+          <w:rFonts w:ascii="PingFang TC" w:hAnsi="PingFang TC" w:eastAsia="PingFang TC"/>
+        </w:rPr>
         <w:t>第五條　策略、產品與內容方向</w:t>
       </w:r>
     </w:p>
     <w:p>
       <w:r>
-        <w:t>一、乙方以實際內容反應、直播參與、訪談、服務工時、購買與續訂等證據協助驗證定位，不保證任一初始假設必然成為最終產品。</w:t>
+        <w:rPr>
+          <w:rFonts w:ascii="PingFang TC" w:hAnsi="PingFang TC" w:eastAsia="PingFang TC"/>
+        </w:rPr>
+        <w:t>一、乙方以實際內容反應、訂閱、名單、會員、購買、使用與工坊申請等證據協助優化路徑，但不保證任一商業目標必然達成。</w:t>
       </w:r>
     </w:p>
     <w:p>
       <w:r>
-        <w:t>二、雙方暫定以麵包產品作為信任入口，以免費內容與直播導入知識產品；產品階梯依序為流量入口、免費知識與直播、入門課程『快樂做麵包』、YouTube 會員、科學麵包課程及創業輔導與複製系統。實際名稱、價格、承諾及上線順序得依驗證結果調整。</w:t>
+        <w:rPr>
+          <w:rFonts w:ascii="PingFang TC" w:hAnsi="PingFang TC" w:eastAsia="PingFang TC"/>
+        </w:rPr>
+        <w:t>二、雙方確認五階段學習路徑為公開流量、免費教育、快樂做麵包、YouTube 會員及科學做麵包；Sourdough Taiwan 體驗與社區型烘焙坊為平行使命路線。產品名稱、定價或順序如需變更，應由雙方以可留存方式確認。</w:t>
       </w:r>
     </w:p>
     <w:p>
       <w:r>
-        <w:t>三、甲方保有配方、烘焙技術、教學內容與產品承諾的最終決定權；乙方負責市場轉譯、內容企劃、製作、發布協作與系統化建議。</w:t>
+        <w:rPr>
+          <w:rFonts w:ascii="PingFang TC" w:hAnsi="PingFang TC" w:eastAsia="PingFang TC"/>
+        </w:rPr>
+        <w:t>三、甲方保有配方、烘焙技術、教學內容與產品承諾的最終決定權；乙方負責內容策略、短影音、旗艦長片、會員影片、社群圖文、SEO、課程錄製剪輯及 LINE／Email 名單經營。</w:t>
       </w:r>
     </w:p>
     <w:p>
@@ -554,26 +540,41 @@
         <w:pStyle w:val="Heading1"/>
       </w:pPr>
       <w:r>
+        <w:rPr>
+          <w:rFonts w:ascii="PingFang TC" w:hAnsi="PingFang TC" w:eastAsia="PingFang TC"/>
+        </w:rPr>
         <w:t>第六條　拍攝、行程與取消</w:t>
       </w:r>
     </w:p>
     <w:p>
       <w:r>
+        <w:rPr>
+          <w:rFonts w:ascii="PingFang TC" w:hAnsi="PingFang TC" w:eastAsia="PingFang TC"/>
+        </w:rPr>
         <w:t>一、全年 12 個集中拍攝工作日，原則每月 1 日。雙方得前後調整或累積，但任一時間最多累積 2 日，且應於原定月份後 3 個月內使用。</w:t>
       </w:r>
     </w:p>
     <w:p>
       <w:r>
+        <w:rPr>
+          <w:rFonts w:ascii="PingFang TC" w:hAnsi="PingFang TC" w:eastAsia="PingFang TC"/>
+        </w:rPr>
         <w:t>二、因甲方原因於期限內未使用或至契約期滿仍未安排者，該日失效；因乙方原因未完成者，乙方應補拍或由雙方書面協議順延。</w:t>
       </w:r>
     </w:p>
     <w:p>
       <w:r>
+        <w:rPr>
+          <w:rFonts w:ascii="PingFang TC" w:hAnsi="PingFang TC" w:eastAsia="PingFang TC"/>
+        </w:rPr>
         <w:t>三、甲方於預定拍攝日前 7 日內取消，該拍攝日原則視為已使用；因不可抗力且能提出合理說明者不在此限。遲到或超時時，乙方以原約定工作時段為限，不負延長義務。</w:t>
       </w:r>
     </w:p>
     <w:p>
       <w:r>
+        <w:rPr>
+          <w:rFonts w:ascii="PingFang TC" w:hAnsi="PingFang TC" w:eastAsia="PingFang TC"/>
+        </w:rPr>
         <w:t>四、每月一次往返竹北之合理交通成本含於月費。區域行程通常可能為三天兩夜，但本案工作僅以其中一個拍攝工作日計；住宿期間與非約定拍攝日不視為本案服務時間。甲方原則提供工作室住宿；額外往返、其他縣市、臨時外拍、換地點、棚租、額外器材或無法提供住宿時，應事前另行報價或實報實銷。</w:t>
       </w:r>
     </w:p>
@@ -582,21 +583,33 @@
         <w:pStyle w:val="Heading1"/>
       </w:pPr>
       <w:r>
+        <w:rPr>
+          <w:rFonts w:ascii="PingFang TC" w:hAnsi="PingFang TC" w:eastAsia="PingFang TC"/>
+        </w:rPr>
         <w:t>第七條　平台、發布與帳號</w:t>
       </w:r>
     </w:p>
     <w:p>
       <w:r>
-        <w:t>一、短影音預定發布於 Instagram Reels、Facebook Reels、YouTube Shorts；Threads 使用同題適配文字。會員前導片與公開旗艦長片發布於 YouTube。實際平台依帳號狀況與政策調整。</w:t>
+        <w:rPr>
+          <w:rFonts w:ascii="PingFang TC" w:hAnsi="PingFang TC" w:eastAsia="PingFang TC"/>
+        </w:rPr>
+        <w:t>一、短影音預定發布於 Instagram Reels、Facebook Reels、YouTube Shorts；社群圖文適配 Instagram、Facebook、Threads；旗艦長片、會員影片與直播發布於 YouTube。實際平台依帳號狀況與政策調整。</w:t>
       </w:r>
     </w:p>
     <w:p>
       <w:r>
+        <w:rPr>
+          <w:rFonts w:ascii="PingFang TC" w:hAnsi="PingFang TC" w:eastAsia="PingFang TC"/>
+        </w:rPr>
         <w:t>二、甲方應提供合法且足夠的帳號權限、雙重驗證協作與品牌資料。平台帳號及其收益均歸甲方，乙方僅於服務期間取得必要管理權。</w:t>
       </w:r>
     </w:p>
     <w:p>
       <w:r>
+        <w:rPr>
+          <w:rFonts w:ascii="PingFang TC" w:hAnsi="PingFang TC" w:eastAsia="PingFang TC"/>
+        </w:rPr>
         <w:t>三、乙方得依雙方確認之內容執行排程與發布；涉及食品標示、療效、營養、食安、退款、價格或其他法律風險之主張，由甲方提供正確依據並作最終確認。</w:t>
       </w:r>
     </w:p>
@@ -605,22 +618,34 @@
         <w:pStyle w:val="Heading1"/>
       </w:pPr>
       <w:r>
-        <w:t>第八條　直播與會員測試</w:t>
+        <w:rPr>
+          <w:rFonts w:ascii="PingFang TC" w:hAnsi="PingFang TC" w:eastAsia="PingFang TC"/>
+        </w:rPr>
+        <w:t>第八條　直播與會員服務</w:t>
       </w:r>
     </w:p>
     <w:p>
       <w:r>
-        <w:t>一、直播由甲方擔任主講與專業答覆者，並負責主題、大綱、宣傳、示範案例、回放與現場決策。乙方不承諾固定場次的直播企劃、到場導播或技術值守；如需到場，應與當月拍攝日合併或另行約定。</w:t>
+        <w:rPr>
+          <w:rFonts w:ascii="PingFang TC" w:hAnsi="PingFang TC" w:eastAsia="PingFang TC"/>
+        </w:rPr>
+        <w:t>一、會員直播原則每月一次，由甲方擔任主講與專業答覆者；乙方負責月度主題整合、宣傳素材與回放整理。固定現場導播、多機直播、額外場地與器材不含於月費。</w:t>
       </w:r>
     </w:p>
     <w:p>
       <w:r>
-        <w:t>二、直播素材如適合，乙方得製作不計價精華切片；其數量、頻率、規格、期限與修改均不固定，也不占用或增加全年 48 支短影音額度。</w:t>
+        <w:rPr>
+          <w:rFonts w:ascii="PingFang TC" w:hAnsi="PingFang TC" w:eastAsia="PingFang TC"/>
+        </w:rPr>
+        <w:t>二、每月交付 6 支純會員影片，另包含當月旗艦延伸內容。入門課學員可旁聽直播但不含提問權，付費會員可參與討論並提出問題。</w:t>
       </w:r>
     </w:p>
     <w:p>
       <w:r>
-        <w:t>三、YouTube 會員預計於 2027 年 1 月至 3 月進行三個月測試。會員內容以『完成一個主題練習、找出一個關鍵變因、知道下一步調整』為單月成果，不包含完整個人診斷、無限制問答或個別顧問服務。</w:t>
+        <w:rPr>
+          <w:rFonts w:ascii="PingFang TC" w:hAnsi="PingFang TC" w:eastAsia="PingFang TC"/>
+        </w:rPr>
+        <w:t>三、會員採單一等級，暫定每月 NT$200–250。會員內容不包含完整個人診斷、全面配方重作、一對一無限制顧問或個人產品開發。</w:t>
       </w:r>
     </w:p>
     <w:p>
@@ -628,17 +653,26 @@
         <w:pStyle w:val="Heading1"/>
       </w:pPr>
       <w:r>
-        <w:t>第九條　Google Maps、評論與事件回應</w:t>
+        <w:rPr>
+          <w:rFonts w:ascii="PingFang TC" w:hAnsi="PingFang TC" w:eastAsia="PingFang TC"/>
+        </w:rPr>
+        <w:t>第九條　LINE／Email 名單與個資</w:t>
       </w:r>
     </w:p>
     <w:p>
       <w:r>
-        <w:t>一、乙方僅依第四條協助商家資訊、一般動態與一般新評論回覆；不購買、不製造、不誘導虛假評論，也不保證搜尋排名、曝光或來店量。</w:t>
+        <w:rPr>
+          <w:rFonts w:ascii="PingFang TC" w:hAnsi="PingFang TC" w:eastAsia="PingFang TC"/>
+        </w:rPr>
+        <w:t>一、乙方依月度主題協助 LINE／Email 名單內容規劃與經營；甲方應提供合法帳號、寄信平台、表單、必要權限及個資告知內容。</w:t>
       </w:r>
     </w:p>
     <w:p>
       <w:r>
-        <w:t>二、爭議負評、客訴、法律、食安、醫療或公共關係事件，由甲方決定立場並親自或授權回應；乙方得提供文字協助，但不代替甲方承擔事實查核、法遵與賠償責任。</w:t>
+        <w:rPr>
+          <w:rFonts w:ascii="PingFang TC" w:hAnsi="PingFang TC" w:eastAsia="PingFang TC"/>
+        </w:rPr>
+        <w:t>二、雙方應依個人資料保護法及最小必要原則處理名單、會員與客戶資料；未經當事人及資料控制者同意，不得另作他用。第三方寄信平台費用與技術串接由甲方負擔或負責。</w:t>
       </w:r>
     </w:p>
     <w:p>
@@ -646,22 +680,34 @@
         <w:pStyle w:val="Heading1"/>
       </w:pPr>
       <w:r>
-        <w:t>第十條　訪談、個資與同意</w:t>
+        <w:rPr>
+          <w:rFonts w:ascii="PingFang TC" w:hAnsi="PingFang TC" w:eastAsia="PingFang TC"/>
+        </w:rPr>
+        <w:t>第十條　課程與 Sourdough Taiwan 體驗</w:t>
       </w:r>
     </w:p>
     <w:p>
       <w:r>
-        <w:t>一、甲方負責提供受訪名單、聯絡與排程，並事前取得訪談、錄音錄影、內容使用及公開案例所需的同意。</w:t>
+        <w:rPr>
+          <w:rFonts w:ascii="PingFang TC" w:hAnsi="PingFang TC" w:eastAsia="PingFang TC"/>
+        </w:rPr>
+        <w:t>一、『3 天做出＿＿麵包』預計每季開發一門，由乙方協助企劃、錄製與剪輯；甲方負責教學內容、示範、專業確認、銷售自動化、客服及實際履約。</w:t>
       </w:r>
     </w:p>
     <w:p>
       <w:r>
-        <w:t>二、受訪者未出席或臨時取消，不自動增加名額；逐字稿、完整研究報告、公開個案剪輯及超過 12 位之訪談另行議價。</w:t>
+        <w:rPr>
+          <w:rFonts w:ascii="PingFang TC" w:hAnsi="PingFang TC" w:eastAsia="PingFang TC"/>
+        </w:rPr>
+        <w:t>二、Sourdough Taiwan 基礎體驗原則每月一場、線上與實體交替；材料、場地、設備、招生、教學與活動執行成本不含於本案月費，除非雙方另有書面約定。</w:t>
       </w:r>
     </w:p>
     <w:p>
       <w:r>
-        <w:t>三、雙方應依個人資料保護法及必要範圍處理受訪者、會員與客戶資料；未經當事人及資料控制者同意，不得另作他用。</w:t>
+        <w:rPr>
+          <w:rFonts w:ascii="PingFang TC" w:hAnsi="PingFang TC" w:eastAsia="PingFang TC"/>
+        </w:rPr>
+        <w:t>三、科學做麵包與社區型烘焙坊屬可交會但不互相綁定的路線；課程定價、招生人數、工坊申請條件、產品解鎖與實際營運由甲方決定與履行。</w:t>
       </w:r>
     </w:p>
     <w:p>
@@ -669,6 +715,9 @@
         <w:pStyle w:val="Heading1"/>
       </w:pPr>
       <w:r>
+        <w:rPr>
+          <w:rFonts w:ascii="PingFang TC" w:hAnsi="PingFang TC" w:eastAsia="PingFang TC"/>
+        </w:rPr>
         <w:t>第十一條　甲方協力義務</w:t>
       </w:r>
     </w:p>
@@ -677,7 +726,10 @@
         <w:pStyle w:val="ListBullet"/>
       </w:pPr>
       <w:r>
-        <w:t>按期提供品牌、產品、配方、課程、帳號、素材、價格、法遵與顧客資料，並確保其真實、合法及可使用。</w:t>
+        <w:rPr>
+          <w:rFonts w:ascii="PingFang TC" w:hAnsi="PingFang TC" w:eastAsia="PingFang TC"/>
+        </w:rPr>
+        <w:t>按期提供品牌、產品、配方、課程、帳號、素材、價格、法遵與顧客資料，並確保真實、合法及可使用。</w:t>
       </w:r>
     </w:p>
     <w:p>
@@ -685,7 +737,10 @@
         <w:pStyle w:val="ListBullet"/>
       </w:pPr>
       <w:r>
-        <w:t>依約出席拍攝與訪談，安排場地、產品、示範材料、受訪者及必要人員。</w:t>
+        <w:rPr>
+          <w:rFonts w:ascii="PingFang TC" w:hAnsi="PingFang TC" w:eastAsia="PingFang TC"/>
+        </w:rPr>
+        <w:t>依約出席拍攝與直播，安排場地、產品、示範材料及必要人員。</w:t>
       </w:r>
     </w:p>
     <w:p>
@@ -693,6 +748,9 @@
         <w:pStyle w:val="ListBullet"/>
       </w:pPr>
       <w:r>
+        <w:rPr>
+          <w:rFonts w:ascii="PingFang TC" w:hAnsi="PingFang TC" w:eastAsia="PingFang TC"/>
+        </w:rPr>
         <w:t>於期限內一次彙整確認意見，並對專業內容、食品資訊、銷售承諾及公開發布負最終確認責任。</w:t>
       </w:r>
     </w:p>
@@ -701,7 +759,10 @@
         <w:pStyle w:val="ListBullet"/>
       </w:pPr>
       <w:r>
-        <w:t>負責網站文稿上架、網站排版、程式、技術 SEO、金流、發票、客服、出貨、退換貨、會員權益及課程履約。</w:t>
+        <w:rPr>
+          <w:rFonts w:ascii="PingFang TC" w:hAnsi="PingFang TC" w:eastAsia="PingFang TC"/>
+        </w:rPr>
+        <w:t>負責自動化銷售系統、網站內容上架與維護、ERP 建構、金流、發票、客服、出貨、退換貨、會員權益及課程履約。</w:t>
       </w:r>
     </w:p>
     <w:p>
@@ -709,11 +770,17 @@
         <w:pStyle w:val="ListBullet"/>
       </w:pPr>
       <w:r>
+        <w:rPr>
+          <w:rFonts w:ascii="PingFang TC" w:hAnsi="PingFang TC" w:eastAsia="PingFang TC"/>
+        </w:rPr>
         <w:t>自行備份乙方已交付之檔案，並妥善保管帳號與權限。</w:t>
       </w:r>
     </w:p>
     <w:p>
       <w:r>
+        <w:rPr>
+          <w:rFonts w:ascii="PingFang TC" w:hAnsi="PingFang TC" w:eastAsia="PingFang TC"/>
+        </w:rPr>
         <w:t>甲方延遲或未履行協力義務致乙方無法執行者，交期及發布日期相應順延；因此產生的重作、額外到場或第三方費用得另行報價。</w:t>
       </w:r>
     </w:p>
@@ -722,21 +789,33 @@
         <w:pStyle w:val="Heading1"/>
       </w:pPr>
       <w:r>
+        <w:rPr>
+          <w:rFonts w:ascii="PingFang TC" w:hAnsi="PingFang TC" w:eastAsia="PingFang TC"/>
+        </w:rPr>
         <w:t>第十二條　交付、驗收與修改</w:t>
       </w:r>
     </w:p>
     <w:p>
       <w:r>
+        <w:rPr>
+          <w:rFonts w:ascii="PingFang TC" w:hAnsi="PingFang TC" w:eastAsia="PingFang TC"/>
+        </w:rPr>
         <w:t>一、乙方得以雲端硬碟、專案進度表、通訊軟體或雙方指定平台交付。甲方應於收到後 7 個工作日內，一次彙整並提出具體意見；逾期未表示者，視為該版驗收通過。</w:t>
       </w:r>
     </w:p>
     <w:p>
       <w:r>
-        <w:t>二、短影音、貼文、SEO 文稿、會員前導片、公開長片及課程影片，每件包含 2 次整合修改。免費修改限錯字、字幕、合理節奏及已確認方向的小幅調整。</w:t>
+        <w:rPr>
+          <w:rFonts w:ascii="PingFang TC" w:hAnsi="PingFang TC" w:eastAsia="PingFang TC"/>
+        </w:rPr>
+        <w:t>二、短影音、社群圖文、SEO 文稿、純會員影片、旗艦長片及課程影片，每件包含 2 次整合修改。免費修改限錯字、字幕、合理節奏及已確認方向的小幅調整。</w:t>
       </w:r>
     </w:p>
     <w:p>
       <w:r>
+        <w:rPr>
+          <w:rFonts w:ascii="PingFang TC" w:hAnsi="PingFang TC" w:eastAsia="PingFang TC"/>
+        </w:rPr>
         <w:t>三、換題、推翻已確認腳本、重大重剪、重拍、新增版本、增加平台專屬規格、複雜動畫、專業科學圖解、多機精修、全片人工逐字字幕或其他新增需求，應另行確認費用與時程。</w:t>
       </w:r>
     </w:p>
@@ -745,12 +824,18 @@
         <w:pStyle w:val="Heading1"/>
       </w:pPr>
       <w:r>
+        <w:rPr>
+          <w:rFonts w:ascii="PingFang TC" w:hAnsi="PingFang TC" w:eastAsia="PingFang TC"/>
+        </w:rPr>
         <w:t>第十三條　第三方服務與額外費用</w:t>
       </w:r>
     </w:p>
     <w:p>
       <w:r>
-        <w:t>廣告預算、網域、主機、網站或課程平台、電子郵件、金流、字型、音樂、素材授權、外包、棚租、額外器材、額外交通住宿及其他第三方費用，由甲方負擔並由甲方帳戶直接付款，乙方不代墊；發生前應先取得甲方確認。第三方服務之審核、故障、政策、價格或停止服務，非乙方可控制，乙方不保證其永久可用。</w:t>
+        <w:rPr>
+          <w:rFonts w:ascii="PingFang TC" w:hAnsi="PingFang TC" w:eastAsia="PingFang TC"/>
+        </w:rPr>
+        <w:t>廣告預算、網域、主機、網站或課程平台、電子郵件、金流、銷售自動化、ERP、字型、音樂、素材授權、外包、棚租、額外器材、額外交通住宿及其他第三方費用，由甲方負擔並由甲方帳戶直接付款，乙方不代墊；發生前應先取得甲方確認。</w:t>
       </w:r>
     </w:p>
     <w:p>
@@ -758,21 +843,33 @@
         <w:pStyle w:val="Heading1"/>
       </w:pPr>
       <w:r>
+        <w:rPr>
+          <w:rFonts w:ascii="PingFang TC" w:hAnsi="PingFang TC" w:eastAsia="PingFang TC"/>
+        </w:rPr>
         <w:t>第十四條　智慧財產權</w:t>
       </w:r>
     </w:p>
     <w:p>
       <w:r>
+        <w:rPr>
+          <w:rFonts w:ascii="PingFang TC" w:hAnsi="PingFang TC" w:eastAsia="PingFang TC"/>
+        </w:rPr>
         <w:t>一、甲方原有或自行提供之品牌、商標、配方、技術、教材、照片、資料與專業知識仍歸甲方或原權利人所有。</w:t>
       </w:r>
     </w:p>
     <w:p>
       <w:r>
+        <w:rPr>
+          <w:rFonts w:ascii="PingFang TC" w:hAnsi="PingFang TC" w:eastAsia="PingFang TC"/>
+        </w:rPr>
         <w:t>二、在甲方已支付對應費用後，甲方得永久、全球、非專屬地商業使用乙方交付之正式成片與最終文稿，並得為品牌營運所需重製、公開傳輸及改作。</w:t>
       </w:r>
     </w:p>
     <w:p>
       <w:r>
+        <w:rPr>
+          <w:rFonts w:ascii="PingFang TC" w:hAnsi="PingFang TC" w:eastAsia="PingFang TC"/>
+        </w:rPr>
         <w:t>三、乙方既有及本案使用之剪輯模板、工作方法、企劃框架、流程、未採用草稿、可重複使用元件、編輯專案檔、付費字型與外掛，不因本契約自動移轉；如甲方需取得，應另行確認可移轉範圍與費用。</w:t>
       </w:r>
     </w:p>
@@ -781,21 +878,33 @@
         <w:pStyle w:val="Heading1"/>
       </w:pPr>
       <w:r>
+        <w:rPr>
+          <w:rFonts w:ascii="PingFang TC" w:hAnsi="PingFang TC" w:eastAsia="PingFang TC"/>
+        </w:rPr>
         <w:t>第十五條　檔案交付與保存</w:t>
       </w:r>
     </w:p>
     <w:p>
       <w:r>
+        <w:rPr>
+          <w:rFonts w:ascii="PingFang TC" w:hAnsi="PingFang TC" w:eastAsia="PingFang TC"/>
+        </w:rPr>
         <w:t>一、乙方於正式服務期間，以雙方約定之網路硬碟或交付平台提供正式成品；原始拍攝素材及正式成片原則保存至正式契約期滿。</w:t>
       </w:r>
     </w:p>
     <w:p>
       <w:r>
+        <w:rPr>
+          <w:rFonts w:ascii="PingFang TC" w:hAnsi="PingFang TC" w:eastAsia="PingFang TC"/>
+        </w:rPr>
         <w:t>二、契約終止或期滿後，乙方提供 30 日下載或移轉窗口。甲方應在期限內完成下載與備份；期限屆滿後，乙方得刪除檔案且不再負保存、復原或重傳責任。</w:t>
       </w:r>
     </w:p>
     <w:p>
       <w:r>
+        <w:rPr>
+          <w:rFonts w:ascii="PingFang TC" w:hAnsi="PingFang TC" w:eastAsia="PingFang TC"/>
+        </w:rPr>
         <w:t>三、雲端儲存不構成零遺失保證。甲方應就重要檔案建立自身備份；因第三方平台故障、帳號異常、網路攻擊或不可歸責乙方之因素造成損失，乙方不負賠償責任。</w:t>
       </w:r>
     </w:p>
@@ -804,21 +913,33 @@
         <w:pStyle w:val="Heading1"/>
       </w:pPr>
       <w:r>
+        <w:rPr>
+          <w:rFonts w:ascii="PingFang TC" w:hAnsi="PingFang TC" w:eastAsia="PingFang TC"/>
+        </w:rPr>
         <w:t>第十六條　保密、AI 與作品集</w:t>
       </w:r>
     </w:p>
     <w:p>
       <w:r>
+        <w:rPr>
+          <w:rFonts w:ascii="PingFang TC" w:hAnsi="PingFang TC" w:eastAsia="PingFang TC"/>
+        </w:rPr>
         <w:t>一、雙方對履約中取得之未公開商業資料、配方、課程、會員與顧客資料負保密義務；除履約必要、依法令或經權利人同意外，不得向第三人揭露。</w:t>
       </w:r>
     </w:p>
     <w:p>
       <w:r>
+        <w:rPr>
+          <w:rFonts w:ascii="PingFang TC" w:hAnsi="PingFang TC" w:eastAsia="PingFang TC"/>
+        </w:rPr>
         <w:t>二、未經甲方及相關權利人同意，乙方不得將未公開課程內容、機密資料或可識別學生資料上傳為公開 AI 訓練素材；為完成文案或製作而使用工具時，應採合理去識別與最小必要原則。</w:t>
       </w:r>
     </w:p>
     <w:p>
       <w:r>
+        <w:rPr>
+          <w:rFonts w:ascii="PingFang TC" w:hAnsi="PingFang TC" w:eastAsia="PingFang TC"/>
+        </w:rPr>
         <w:t>三、乙方得使用已由甲方公開之成品與公開可驗證成果作作品集；不得揭露未公開營運數據、個資、機密配方或未發布課程內容。甲方如有合理保密需求，得於公開前書面提出。</w:t>
       </w:r>
     </w:p>
@@ -827,11 +948,17 @@
         <w:pStyle w:val="Heading1"/>
       </w:pPr>
       <w:r>
+        <w:rPr>
+          <w:rFonts w:ascii="PingFang TC" w:hAnsi="PingFang TC" w:eastAsia="PingFang TC"/>
+        </w:rPr>
         <w:t>第十七條　成果與風險邊界</w:t>
       </w:r>
     </w:p>
     <w:p>
       <w:r>
+        <w:rPr>
+          <w:rFonts w:ascii="PingFang TC" w:hAnsi="PingFang TC" w:eastAsia="PingFang TC"/>
+        </w:rPr>
         <w:t>乙方承諾依約完成可控制的企劃、製作、發布協作與紀錄，但不保證觀看數、粉絲數、會員數、續訂率、搜尋排名、來店量、營收、課程銷售或其他特定商業結果。平台演算法、政策、帳號狀況、甲方決策、產品品質、市場與不可控制事件均可能影響成果。</w:t>
       </w:r>
     </w:p>
@@ -840,21 +967,33 @@
         <w:pStyle w:val="Heading1"/>
       </w:pPr>
       <w:r>
+        <w:rPr>
+          <w:rFonts w:ascii="PingFang TC" w:hAnsi="PingFang TC" w:eastAsia="PingFang TC"/>
+        </w:rPr>
         <w:t>第十八條　違約、暫停與提前終止</w:t>
       </w:r>
     </w:p>
     <w:p>
       <w:r>
+        <w:rPr>
+          <w:rFonts w:ascii="PingFang TC" w:hAnsi="PingFang TC" w:eastAsia="PingFang TC"/>
+        </w:rPr>
         <w:t>一、任一方欲任意提前終止，應至少提前 30 日以書面或可留存通訊方式通知。終止日前已完成、進行中、已排定且無法取消之工作及已發生第三方費用，甲方仍應支付。</w:t>
       </w:r>
     </w:p>
     <w:p>
       <w:r>
+        <w:rPr>
+          <w:rFonts w:ascii="PingFang TC" w:hAnsi="PingFang TC" w:eastAsia="PingFang TC"/>
+        </w:rPr>
         <w:t>二、甲方在無乙方重大違約事由下提前終止，除前項結算外，另應支付一個月服務費新台幣 29,000 元，作為中止與保留產能之補償。若乙方有重大違約，經甲方書面催告並給予 7 日合理改善期仍未改善，甲方得終止且免付前述補償。</w:t>
       </w:r>
     </w:p>
     <w:p>
       <w:r>
+        <w:rPr>
+          <w:rFonts w:ascii="PingFang TC" w:hAnsi="PingFang TC" w:eastAsia="PingFang TC"/>
+        </w:rPr>
         <w:t>三、乙方因甲方違法指示、未付款、未提供必要協力、侵害第三人權利或可能造成重大聲譽與法律風險而暫停服務者，不視為違約；雙方應就已完成工作與後續處理進行結算。</w:t>
       </w:r>
     </w:p>
@@ -863,11 +1002,17 @@
         <w:pStyle w:val="Heading1"/>
       </w:pPr>
       <w:r>
+        <w:rPr>
+          <w:rFonts w:ascii="PingFang TC" w:hAnsi="PingFang TC" w:eastAsia="PingFang TC"/>
+        </w:rPr>
         <w:t>第十九條　不可抗力</w:t>
       </w:r>
     </w:p>
     <w:p>
       <w:r>
+        <w:rPr>
+          <w:rFonts w:ascii="PingFang TC" w:hAnsi="PingFang TC" w:eastAsia="PingFang TC"/>
+        </w:rPr>
         <w:t>因天災、疫情、重大疾病或事故、交通中斷、政府命令、戰爭、罷工、平台或雲端服務大規模故障等不可合理控制事由致無法履約，受影響方應儘速通知並提出替代或順延方案，該期間不視為違約。事件持續超過 60 日，任一方得終止並依已完成工作及已支出成本結算。</w:t>
       </w:r>
     </w:p>
@@ -876,21 +1021,33 @@
         <w:pStyle w:val="Heading1"/>
       </w:pPr>
       <w:r>
+        <w:rPr>
+          <w:rFonts w:ascii="PingFang TC" w:hAnsi="PingFang TC" w:eastAsia="PingFang TC"/>
+        </w:rPr>
         <w:t>第二十條　通知、變更與完整合意</w:t>
       </w:r>
     </w:p>
     <w:p>
       <w:r>
+        <w:rPr>
+          <w:rFonts w:ascii="PingFang TC" w:hAnsi="PingFang TC" w:eastAsia="PingFang TC"/>
+        </w:rPr>
         <w:t>一、雙方以本契約所載電子郵件、通訊軟體或專案系統所為且可留存之通知，均得作為書面紀錄。聯絡方式變更時應即通知。</w:t>
       </w:r>
     </w:p>
     <w:p>
       <w:r>
+        <w:rPr>
+          <w:rFonts w:ascii="PingFang TC" w:hAnsi="PingFang TC" w:eastAsia="PingFang TC"/>
+        </w:rPr>
         <w:t>二、本契約之增刪、規格變更、追加工作或期限調整，須經雙方書面或可留存通訊確認。任何單方期待、口頭敘述或未確認草稿，不構成契約內容。</w:t>
       </w:r>
     </w:p>
     <w:p>
       <w:r>
+        <w:rPr>
+          <w:rFonts w:ascii="PingFang TC" w:hAnsi="PingFang TC" w:eastAsia="PingFang TC"/>
+        </w:rPr>
         <w:t>三、本契約任一條款如被認定無效，不影響其他條款效力；一方未即時行使權利，不代表放棄。</w:t>
       </w:r>
     </w:p>
@@ -899,11 +1056,17 @@
         <w:pStyle w:val="Heading1"/>
       </w:pPr>
       <w:r>
+        <w:rPr>
+          <w:rFonts w:ascii="PingFang TC" w:hAnsi="PingFang TC" w:eastAsia="PingFang TC"/>
+        </w:rPr>
         <w:t>第二十一條　準據法與管轄</w:t>
       </w:r>
     </w:p>
     <w:p>
       <w:r>
+        <w:rPr>
+          <w:rFonts w:ascii="PingFang TC" w:hAnsi="PingFang TC" w:eastAsia="PingFang TC"/>
+        </w:rPr>
         <w:t>本契約以中華民國法律為準據法。因本契約所生爭議，雙方應先誠信協商；協商不成時，以＿＿＿＿地方法院為第一審管轄法院（正式簽約時確認）。</w:t>
       </w:r>
     </w:p>
@@ -912,6 +1075,9 @@
         <w:pStyle w:val="Heading1"/>
       </w:pPr>
       <w:r>
+        <w:rPr>
+          <w:rFonts w:ascii="PingFang TC" w:hAnsi="PingFang TC" w:eastAsia="PingFang TC"/>
+        </w:rPr>
         <w:t>第二十二條　簽署</w:t>
       </w:r>
     </w:p>
@@ -939,7 +1105,7 @@
             </w:pPr>
             <w:r>
               <w:rPr>
-                <w:rFonts w:ascii="STHeiti" w:hAnsi="STHeiti" w:eastAsia="STHeiti"/>
+                <w:rFonts w:ascii="PingFang TC" w:hAnsi="PingFang TC" w:eastAsia="PingFang TC"/>
                 <w:b/>
                 <w:sz w:val="18"/>
               </w:rPr>
@@ -959,7 +1125,7 @@
             </w:pPr>
             <w:r>
               <w:rPr>
-                <w:rFonts w:ascii="STHeiti" w:hAnsi="STHeiti" w:eastAsia="STHeiti"/>
+                <w:rFonts w:ascii="PingFang TC" w:hAnsi="PingFang TC" w:eastAsia="PingFang TC"/>
                 <w:b/>
                 <w:sz w:val="18"/>
               </w:rPr>
@@ -980,7 +1146,7 @@
             </w:pPr>
             <w:r>
               <w:rPr>
-                <w:rFonts w:ascii="STHeiti" w:hAnsi="STHeiti" w:eastAsia="STHeiti"/>
+                <w:rFonts w:ascii="PingFang TC" w:hAnsi="PingFang TC" w:eastAsia="PingFang TC"/>
                 <w:sz w:val="18"/>
               </w:rPr>
               <w:t>名稱／姓名：＿＿＿＿＿＿＿＿</w:t>
@@ -1010,7 +1176,7 @@
             </w:pPr>
             <w:r>
               <w:rPr>
-                <w:rFonts w:ascii="STHeiti" w:hAnsi="STHeiti" w:eastAsia="STHeiti"/>
+                <w:rFonts w:ascii="PingFang TC" w:hAnsi="PingFang TC" w:eastAsia="PingFang TC"/>
                 <w:sz w:val="18"/>
               </w:rPr>
               <w:t>名稱：引弘企業社</w:t>
@@ -1034,6 +1200,9 @@
     <w:p/>
     <w:p>
       <w:r>
+        <w:rPr>
+          <w:rFonts w:ascii="PingFang TC" w:hAnsi="PingFang TC" w:eastAsia="PingFang TC"/>
+        </w:rPr>
         <w:t>本契約一式二份，雙方各執一份為憑。正式簽署前，雙方應補齊主體、通知方式、管轄法院、匯款與憑證資料。</w:t>
       </w:r>
     </w:p>
@@ -1414,7 +1583,7 @@
       <w:spacing w:line="276" w:lineRule="auto" w:after="160"/>
     </w:pPr>
     <w:rPr>
-      <w:rFonts w:ascii="STHeiti" w:hAnsi="STHeiti" w:eastAsia="STHeiti"/>
+      <w:rFonts w:ascii="PingFang TC" w:hAnsi="PingFang TC" w:eastAsia="PingFang TC"/>
       <w:color w:val="000000"/>
       <w:sz w:val="22"/>
     </w:rPr>
@@ -1433,6 +1602,9 @@
       </w:tabs>
       <w:spacing w:after="0" w:line="240" w:lineRule="auto"/>
     </w:pPr>
+    <w:rPr>
+      <w:rFonts w:ascii="PingFang TC" w:hAnsi="PingFang TC" w:eastAsia="PingFang TC"/>
+    </w:rPr>
   </w:style>
   <w:style w:type="character" w:customStyle="1" w:styleId="HeaderChar">
     <w:name w:val="Header Char"/>
@@ -1440,6 +1612,9 @@
     <w:link w:val="Header"/>
     <w:uiPriority w:val="99"/>
     <w:rsid w:val="00E618BF"/>
+    <w:rPr>
+      <w:rFonts w:ascii="PingFang TC" w:hAnsi="PingFang TC" w:eastAsia="PingFang TC"/>
+    </w:rPr>
   </w:style>
   <w:style w:type="paragraph" w:styleId="Footer">
     <w:name w:val="footer"/>
@@ -1455,6 +1630,9 @@
       </w:tabs>
       <w:spacing w:after="0" w:line="240" w:lineRule="auto"/>
     </w:pPr>
+    <w:rPr>
+      <w:rFonts w:ascii="PingFang TC" w:hAnsi="PingFang TC" w:eastAsia="PingFang TC"/>
+    </w:rPr>
   </w:style>
   <w:style w:type="character" w:customStyle="1" w:styleId="FooterChar">
     <w:name w:val="Footer Char"/>
@@ -1462,6 +1640,9 @@
     <w:link w:val="Footer"/>
     <w:uiPriority w:val="99"/>
     <w:rsid w:val="00E618BF"/>
+    <w:rPr>
+      <w:rFonts w:ascii="PingFang TC" w:hAnsi="PingFang TC" w:eastAsia="PingFang TC"/>
+    </w:rPr>
   </w:style>
   <w:style w:type="paragraph" w:styleId="Heading1">
     <w:name w:val="heading 1"/>
@@ -1478,7 +1659,7 @@
       <w:outlineLvl w:val="0"/>
     </w:pPr>
     <w:rPr>
-      <w:rFonts w:asciiTheme="majorHAnsi" w:eastAsiaTheme="majorEastAsia" w:hAnsiTheme="majorHAnsi" w:cstheme="majorBidi" w:ascii="STHeiti" w:hAnsi="STHeiti" w:eastAsia="STHeiti"/>
+      <w:rFonts w:asciiTheme="majorHAnsi" w:eastAsiaTheme="majorEastAsia" w:hAnsiTheme="majorHAnsi" w:cstheme="majorBidi" w:ascii="PingFang TC" w:hAnsi="PingFang TC" w:eastAsia="PingFang TC"/>
       <w:b/>
       <w:bCs/>
       <w:color w:val="000000"/>
@@ -1502,7 +1683,7 @@
       <w:outlineLvl w:val="1"/>
     </w:pPr>
     <w:rPr>
-      <w:rFonts w:asciiTheme="majorHAnsi" w:eastAsiaTheme="majorEastAsia" w:hAnsiTheme="majorHAnsi" w:cstheme="majorBidi" w:ascii="STHeiti" w:hAnsi="STHeiti" w:eastAsia="STHeiti"/>
+      <w:rFonts w:asciiTheme="majorHAnsi" w:eastAsiaTheme="majorEastAsia" w:hAnsiTheme="majorHAnsi" w:cstheme="majorBidi" w:ascii="PingFang TC" w:hAnsi="PingFang TC" w:eastAsia="PingFang TC"/>
       <w:b/>
       <w:bCs/>
       <w:color w:val="000000"/>
@@ -1526,7 +1707,7 @@
       <w:outlineLvl w:val="2"/>
     </w:pPr>
     <w:rPr>
-      <w:rFonts w:asciiTheme="majorHAnsi" w:eastAsiaTheme="majorEastAsia" w:hAnsiTheme="majorHAnsi" w:cstheme="majorBidi" w:ascii="STHeiti" w:hAnsi="STHeiti" w:eastAsia="STHeiti"/>
+      <w:rFonts w:asciiTheme="majorHAnsi" w:eastAsiaTheme="majorEastAsia" w:hAnsiTheme="majorHAnsi" w:cstheme="majorBidi" w:ascii="PingFang TC" w:hAnsi="PingFang TC" w:eastAsia="PingFang TC"/>
       <w:b/>
       <w:bCs/>
       <w:color w:val="595959"/>
@@ -1550,7 +1731,7 @@
       <w:outlineLvl w:val="3"/>
     </w:pPr>
     <w:rPr>
-      <w:rFonts w:asciiTheme="majorHAnsi" w:eastAsiaTheme="majorEastAsia" w:hAnsiTheme="majorHAnsi" w:cstheme="majorBidi"/>
+      <w:rFonts w:asciiTheme="majorHAnsi" w:eastAsiaTheme="majorEastAsia" w:hAnsiTheme="majorHAnsi" w:cstheme="majorBidi" w:ascii="PingFang TC" w:hAnsi="PingFang TC" w:eastAsia="PingFang TC"/>
       <w:b/>
       <w:bCs/>
       <w:i/>
@@ -1575,7 +1756,7 @@
       <w:outlineLvl w:val="4"/>
     </w:pPr>
     <w:rPr>
-      <w:rFonts w:asciiTheme="majorHAnsi" w:eastAsiaTheme="majorEastAsia" w:hAnsiTheme="majorHAnsi" w:cstheme="majorBidi"/>
+      <w:rFonts w:asciiTheme="majorHAnsi" w:eastAsiaTheme="majorEastAsia" w:hAnsiTheme="majorHAnsi" w:cstheme="majorBidi" w:ascii="PingFang TC" w:hAnsi="PingFang TC" w:eastAsia="PingFang TC"/>
       <w:color w:val="243F60" w:themeColor="accent1" w:themeShade="7F"/>
     </w:rPr>
   </w:style>
@@ -1596,7 +1777,7 @@
       <w:outlineLvl w:val="5"/>
     </w:pPr>
     <w:rPr>
-      <w:rFonts w:asciiTheme="majorHAnsi" w:eastAsiaTheme="majorEastAsia" w:hAnsiTheme="majorHAnsi" w:cstheme="majorBidi"/>
+      <w:rFonts w:asciiTheme="majorHAnsi" w:eastAsiaTheme="majorEastAsia" w:hAnsiTheme="majorHAnsi" w:cstheme="majorBidi" w:ascii="PingFang TC" w:hAnsi="PingFang TC" w:eastAsia="PingFang TC"/>
       <w:i/>
       <w:iCs/>
       <w:color w:val="243F60" w:themeColor="accent1" w:themeShade="7F"/>
@@ -1619,7 +1800,7 @@
       <w:outlineLvl w:val="6"/>
     </w:pPr>
     <w:rPr>
-      <w:rFonts w:asciiTheme="majorHAnsi" w:eastAsiaTheme="majorEastAsia" w:hAnsiTheme="majorHAnsi" w:cstheme="majorBidi"/>
+      <w:rFonts w:asciiTheme="majorHAnsi" w:eastAsiaTheme="majorEastAsia" w:hAnsiTheme="majorHAnsi" w:cstheme="majorBidi" w:ascii="PingFang TC" w:hAnsi="PingFang TC" w:eastAsia="PingFang TC"/>
       <w:i/>
       <w:iCs/>
       <w:color w:val="404040" w:themeColor="text1" w:themeTint="BF"/>
@@ -1642,7 +1823,7 @@
       <w:outlineLvl w:val="7"/>
     </w:pPr>
     <w:rPr>
-      <w:rFonts w:asciiTheme="majorHAnsi" w:eastAsiaTheme="majorEastAsia" w:hAnsiTheme="majorHAnsi" w:cstheme="majorBidi"/>
+      <w:rFonts w:asciiTheme="majorHAnsi" w:eastAsiaTheme="majorEastAsia" w:hAnsiTheme="majorHAnsi" w:cstheme="majorBidi" w:ascii="PingFang TC" w:hAnsi="PingFang TC" w:eastAsia="PingFang TC"/>
       <w:color w:val="4F81BD" w:themeColor="accent1"/>
       <w:sz w:val="20"/>
       <w:szCs w:val="20"/>
@@ -1665,7 +1846,7 @@
       <w:outlineLvl w:val="8"/>
     </w:pPr>
     <w:rPr>
-      <w:rFonts w:asciiTheme="majorHAnsi" w:eastAsiaTheme="majorEastAsia" w:hAnsiTheme="majorHAnsi" w:cstheme="majorBidi"/>
+      <w:rFonts w:asciiTheme="majorHAnsi" w:eastAsiaTheme="majorEastAsia" w:hAnsiTheme="majorHAnsi" w:cstheme="majorBidi" w:ascii="PingFang TC" w:hAnsi="PingFang TC" w:eastAsia="PingFang TC"/>
       <w:i/>
       <w:iCs/>
       <w:color w:val="404040" w:themeColor="text1" w:themeTint="BF"/>
@@ -1678,12 +1859,18 @@
     <w:uiPriority w:val="1"/>
     <w:semiHidden/>
     <w:unhideWhenUsed/>
+    <w:rPr>
+      <w:rFonts w:ascii="PingFang TC" w:hAnsi="PingFang TC" w:eastAsia="PingFang TC"/>
+    </w:rPr>
   </w:style>
   <w:style w:type="table" w:default="1" w:styleId="TableNormal">
     <w:name w:val="Normal Table"/>
     <w:uiPriority w:val="99"/>
     <w:semiHidden/>
     <w:unhideWhenUsed/>
+    <w:rPr>
+      <w:rFonts w:ascii="PingFang TC" w:hAnsi="PingFang TC" w:eastAsia="PingFang TC"/>
+    </w:rPr>
     <w:tblPr>
       <w:tblInd w:w="0" w:type="dxa"/>
       <w:tblCellMar>
@@ -1708,6 +1895,9 @@
     <w:pPr>
       <w:spacing w:after="0" w:line="240" w:lineRule="auto"/>
     </w:pPr>
+    <w:rPr>
+      <w:rFonts w:ascii="PingFang TC" w:hAnsi="PingFang TC" w:eastAsia="PingFang TC"/>
+    </w:rPr>
   </w:style>
   <w:style w:type="character" w:customStyle="1" w:styleId="Heading1Char">
     <w:name w:val="Heading 1 Char"/>
@@ -1716,7 +1906,7 @@
     <w:uiPriority w:val="9"/>
     <w:rsid w:val="00FC693F"/>
     <w:rPr>
-      <w:rFonts w:asciiTheme="majorHAnsi" w:eastAsiaTheme="majorEastAsia" w:hAnsiTheme="majorHAnsi" w:cstheme="majorBidi"/>
+      <w:rFonts w:asciiTheme="majorHAnsi" w:eastAsiaTheme="majorEastAsia" w:hAnsiTheme="majorHAnsi" w:cstheme="majorBidi" w:ascii="PingFang TC" w:hAnsi="PingFang TC" w:eastAsia="PingFang TC"/>
       <w:b/>
       <w:bCs/>
       <w:color w:val="365F91" w:themeColor="accent1" w:themeShade="BF"/>
@@ -1731,7 +1921,7 @@
     <w:uiPriority w:val="9"/>
     <w:rsid w:val="00FC693F"/>
     <w:rPr>
-      <w:rFonts w:asciiTheme="majorHAnsi" w:eastAsiaTheme="majorEastAsia" w:hAnsiTheme="majorHAnsi" w:cstheme="majorBidi"/>
+      <w:rFonts w:asciiTheme="majorHAnsi" w:eastAsiaTheme="majorEastAsia" w:hAnsiTheme="majorHAnsi" w:cstheme="majorBidi" w:ascii="PingFang TC" w:hAnsi="PingFang TC" w:eastAsia="PingFang TC"/>
       <w:b/>
       <w:bCs/>
       <w:color w:val="4F81BD" w:themeColor="accent1"/>
@@ -1746,7 +1936,7 @@
     <w:uiPriority w:val="9"/>
     <w:rsid w:val="00FC693F"/>
     <w:rPr>
-      <w:rFonts w:asciiTheme="majorHAnsi" w:eastAsiaTheme="majorEastAsia" w:hAnsiTheme="majorHAnsi" w:cstheme="majorBidi"/>
+      <w:rFonts w:asciiTheme="majorHAnsi" w:eastAsiaTheme="majorEastAsia" w:hAnsiTheme="majorHAnsi" w:cstheme="majorBidi" w:ascii="PingFang TC" w:hAnsi="PingFang TC" w:eastAsia="PingFang TC"/>
       <w:b/>
       <w:bCs/>
       <w:color w:val="4F81BD" w:themeColor="accent1"/>
@@ -1765,7 +1955,7 @@
       <w:contextualSpacing/>
     </w:pPr>
     <w:rPr>
-      <w:rFonts w:asciiTheme="majorHAnsi" w:eastAsiaTheme="majorEastAsia" w:hAnsiTheme="majorHAnsi" w:cstheme="majorBidi"/>
+      <w:rFonts w:asciiTheme="majorHAnsi" w:eastAsiaTheme="majorEastAsia" w:hAnsiTheme="majorHAnsi" w:cstheme="majorBidi" w:ascii="PingFang TC" w:hAnsi="PingFang TC" w:eastAsia="PingFang TC"/>
       <w:color w:val="17365D" w:themeColor="text2" w:themeShade="BF"/>
       <w:spacing w:val="5"/>
       <w:kern w:val="28"/>
@@ -1780,7 +1970,7 @@
     <w:uiPriority w:val="10"/>
     <w:rsid w:val="00FC693F"/>
     <w:rPr>
-      <w:rFonts w:asciiTheme="majorHAnsi" w:eastAsiaTheme="majorEastAsia" w:hAnsiTheme="majorHAnsi" w:cstheme="majorBidi"/>
+      <w:rFonts w:asciiTheme="majorHAnsi" w:eastAsiaTheme="majorEastAsia" w:hAnsiTheme="majorHAnsi" w:cstheme="majorBidi" w:ascii="PingFang TC" w:hAnsi="PingFang TC" w:eastAsia="PingFang TC"/>
       <w:color w:val="17365D" w:themeColor="text2" w:themeShade="BF"/>
       <w:spacing w:val="5"/>
       <w:kern w:val="28"/>
@@ -1802,7 +1992,7 @@
       </w:numPr>
     </w:pPr>
     <w:rPr>
-      <w:rFonts w:asciiTheme="majorHAnsi" w:eastAsiaTheme="majorEastAsia" w:hAnsiTheme="majorHAnsi" w:cstheme="majorBidi"/>
+      <w:rFonts w:asciiTheme="majorHAnsi" w:eastAsiaTheme="majorEastAsia" w:hAnsiTheme="majorHAnsi" w:cstheme="majorBidi" w:ascii="PingFang TC" w:hAnsi="PingFang TC" w:eastAsia="PingFang TC"/>
       <w:i/>
       <w:iCs/>
       <w:color w:val="4F81BD" w:themeColor="accent1"/>
@@ -1818,7 +2008,7 @@
     <w:uiPriority w:val="11"/>
     <w:rsid w:val="00FC693F"/>
     <w:rPr>
-      <w:rFonts w:asciiTheme="majorHAnsi" w:eastAsiaTheme="majorEastAsia" w:hAnsiTheme="majorHAnsi" w:cstheme="majorBidi"/>
+      <w:rFonts w:asciiTheme="majorHAnsi" w:eastAsiaTheme="majorEastAsia" w:hAnsiTheme="majorHAnsi" w:cstheme="majorBidi" w:ascii="PingFang TC" w:hAnsi="PingFang TC" w:eastAsia="PingFang TC"/>
       <w:i/>
       <w:iCs/>
       <w:color w:val="4F81BD" w:themeColor="accent1"/>
@@ -1837,6 +2027,9 @@
       <w:ind w:left="720"/>
       <w:contextualSpacing/>
     </w:pPr>
+    <w:rPr>
+      <w:rFonts w:ascii="PingFang TC" w:hAnsi="PingFang TC" w:eastAsia="PingFang TC"/>
+    </w:rPr>
   </w:style>
   <w:style w:type="paragraph" w:styleId="BodyText">
     <w:name w:val="Body Text"/>
@@ -1848,6 +2041,9 @@
     <w:pPr>
       <w:spacing w:after="120"/>
     </w:pPr>
+    <w:rPr>
+      <w:rFonts w:ascii="PingFang TC" w:hAnsi="PingFang TC" w:eastAsia="PingFang TC"/>
+    </w:rPr>
   </w:style>
   <w:style w:type="character" w:customStyle="1" w:styleId="BodyTextChar">
     <w:name w:val="Body Text Char"/>
@@ -1855,6 +2051,9 @@
     <w:link w:val="BodyText"/>
     <w:uiPriority w:val="99"/>
     <w:rsid w:val="00AA1D8D"/>
+    <w:rPr>
+      <w:rFonts w:ascii="PingFang TC" w:hAnsi="PingFang TC" w:eastAsia="PingFang TC"/>
+    </w:rPr>
   </w:style>
   <w:style w:type="paragraph" w:styleId="BodyText2">
     <w:name w:val="Body Text 2"/>
@@ -1866,6 +2065,9 @@
     <w:pPr>
       <w:spacing w:after="120" w:line="480" w:lineRule="auto"/>
     </w:pPr>
+    <w:rPr>
+      <w:rFonts w:ascii="PingFang TC" w:hAnsi="PingFang TC" w:eastAsia="PingFang TC"/>
+    </w:rPr>
   </w:style>
   <w:style w:type="character" w:customStyle="1" w:styleId="BodyText2Char">
     <w:name w:val="Body Text 2 Char"/>
@@ -1873,6 +2075,9 @@
     <w:link w:val="BodyText2"/>
     <w:uiPriority w:val="99"/>
     <w:rsid w:val="00AA1D8D"/>
+    <w:rPr>
+      <w:rFonts w:ascii="PingFang TC" w:hAnsi="PingFang TC" w:eastAsia="PingFang TC"/>
+    </w:rPr>
   </w:style>
   <w:style w:type="paragraph" w:styleId="BodyText3">
     <w:name w:val="Body Text 3"/>
@@ -1885,6 +2090,7 @@
       <w:spacing w:after="120"/>
     </w:pPr>
     <w:rPr>
+      <w:rFonts w:ascii="PingFang TC" w:hAnsi="PingFang TC" w:eastAsia="PingFang TC"/>
       <w:sz w:val="16"/>
       <w:szCs w:val="16"/>
     </w:rPr>
@@ -1896,6 +2102,7 @@
     <w:uiPriority w:val="99"/>
     <w:rsid w:val="00AA1D8D"/>
     <w:rPr>
+      <w:rFonts w:ascii="PingFang TC" w:hAnsi="PingFang TC" w:eastAsia="PingFang TC"/>
       <w:sz w:val="16"/>
       <w:szCs w:val="16"/>
     </w:rPr>
@@ -1910,6 +2117,9 @@
       <w:ind w:left="360" w:hanging="360"/>
       <w:contextualSpacing/>
     </w:pPr>
+    <w:rPr>
+      <w:rFonts w:ascii="PingFang TC" w:hAnsi="PingFang TC" w:eastAsia="PingFang TC"/>
+    </w:rPr>
   </w:style>
   <w:style w:type="paragraph" w:styleId="List2">
     <w:name w:val="List 2"/>
@@ -1921,6 +2131,9 @@
       <w:ind w:left="720" w:hanging="360"/>
       <w:contextualSpacing/>
     </w:pPr>
+    <w:rPr>
+      <w:rFonts w:ascii="PingFang TC" w:hAnsi="PingFang TC" w:eastAsia="PingFang TC"/>
+    </w:rPr>
   </w:style>
   <w:style w:type="paragraph" w:styleId="List3">
     <w:name w:val="List 3"/>
@@ -1932,6 +2145,9 @@
       <w:ind w:left="1080" w:hanging="360"/>
       <w:contextualSpacing/>
     </w:pPr>
+    <w:rPr>
+      <w:rFonts w:ascii="PingFang TC" w:hAnsi="PingFang TC" w:eastAsia="PingFang TC"/>
+    </w:rPr>
   </w:style>
   <w:style w:type="paragraph" w:styleId="ListBullet">
     <w:name w:val="List Bullet"/>
@@ -1945,6 +2161,9 @@
       </w:numPr>
       <w:contextualSpacing/>
     </w:pPr>
+    <w:rPr>
+      <w:rFonts w:ascii="PingFang TC" w:hAnsi="PingFang TC" w:eastAsia="PingFang TC"/>
+    </w:rPr>
   </w:style>
   <w:style w:type="paragraph" w:styleId="ListBullet2">
     <w:name w:val="List Bullet 2"/>
@@ -1958,6 +2177,9 @@
       </w:numPr>
       <w:contextualSpacing/>
     </w:pPr>
+    <w:rPr>
+      <w:rFonts w:ascii="PingFang TC" w:hAnsi="PingFang TC" w:eastAsia="PingFang TC"/>
+    </w:rPr>
   </w:style>
   <w:style w:type="paragraph" w:styleId="ListBullet3">
     <w:name w:val="List Bullet 3"/>
@@ -1971,6 +2193,9 @@
       </w:numPr>
       <w:contextualSpacing/>
     </w:pPr>
+    <w:rPr>
+      <w:rFonts w:ascii="PingFang TC" w:hAnsi="PingFang TC" w:eastAsia="PingFang TC"/>
+    </w:rPr>
   </w:style>
   <w:style w:type="paragraph" w:styleId="ListNumber">
     <w:name w:val="List Number"/>
@@ -1984,6 +2209,9 @@
       </w:numPr>
       <w:contextualSpacing/>
     </w:pPr>
+    <w:rPr>
+      <w:rFonts w:ascii="PingFang TC" w:hAnsi="PingFang TC" w:eastAsia="PingFang TC"/>
+    </w:rPr>
   </w:style>
   <w:style w:type="paragraph" w:styleId="ListNumber2">
     <w:name w:val="List Number 2"/>
@@ -1997,6 +2225,9 @@
       </w:numPr>
       <w:contextualSpacing/>
     </w:pPr>
+    <w:rPr>
+      <w:rFonts w:ascii="PingFang TC" w:hAnsi="PingFang TC" w:eastAsia="PingFang TC"/>
+    </w:rPr>
   </w:style>
   <w:style w:type="paragraph" w:styleId="ListNumber3">
     <w:name w:val="List Number 3"/>
@@ -2010,6 +2241,9 @@
       </w:numPr>
       <w:contextualSpacing/>
     </w:pPr>
+    <w:rPr>
+      <w:rFonts w:ascii="PingFang TC" w:hAnsi="PingFang TC" w:eastAsia="PingFang TC"/>
+    </w:rPr>
   </w:style>
   <w:style w:type="paragraph" w:styleId="ListContinue">
     <w:name w:val="List Continue"/>
@@ -2022,6 +2256,9 @@
       <w:ind w:left="360"/>
       <w:contextualSpacing/>
     </w:pPr>
+    <w:rPr>
+      <w:rFonts w:ascii="PingFang TC" w:hAnsi="PingFang TC" w:eastAsia="PingFang TC"/>
+    </w:rPr>
   </w:style>
   <w:style w:type="paragraph" w:styleId="ListContinue2">
     <w:name w:val="List Continue 2"/>
@@ -2034,6 +2271,9 @@
       <w:ind w:left="720"/>
       <w:contextualSpacing/>
     </w:pPr>
+    <w:rPr>
+      <w:rFonts w:ascii="PingFang TC" w:hAnsi="PingFang TC" w:eastAsia="PingFang TC"/>
+    </w:rPr>
   </w:style>
   <w:style w:type="paragraph" w:styleId="ListContinue3">
     <w:name w:val="List Continue 3"/>
@@ -2046,6 +2286,9 @@
       <w:ind w:left="1080"/>
       <w:contextualSpacing/>
     </w:pPr>
+    <w:rPr>
+      <w:rFonts w:ascii="PingFang TC" w:hAnsi="PingFang TC" w:eastAsia="PingFang TC"/>
+    </w:rPr>
   </w:style>
   <w:style w:type="paragraph" w:styleId="MacroText">
     <w:name w:val="macro"/>
@@ -2065,7 +2308,7 @@
       </w:tabs>
     </w:pPr>
     <w:rPr>
-      <w:rFonts w:ascii="Courier" w:hAnsi="Courier"/>
+      <w:rFonts w:ascii="PingFang TC" w:hAnsi="PingFang TC" w:eastAsia="PingFang TC"/>
       <w:sz w:val="20"/>
       <w:szCs w:val="20"/>
     </w:rPr>
@@ -2077,7 +2320,7 @@
     <w:uiPriority w:val="99"/>
     <w:rsid w:val="0029639D"/>
     <w:rPr>
-      <w:rFonts w:ascii="Courier" w:hAnsi="Courier"/>
+      <w:rFonts w:ascii="PingFang TC" w:hAnsi="PingFang TC" w:eastAsia="PingFang TC"/>
       <w:sz w:val="20"/>
       <w:szCs w:val="20"/>
     </w:rPr>
@@ -2091,6 +2334,7 @@
     <w:qFormat/>
     <w:rsid w:val="00FC693F"/>
     <w:rPr>
+      <w:rFonts w:ascii="PingFang TC" w:hAnsi="PingFang TC" w:eastAsia="PingFang TC"/>
       <w:i/>
       <w:iCs/>
       <w:color w:val="000000" w:themeColor="text1"/>
@@ -2103,6 +2347,7 @@
     <w:uiPriority w:val="29"/>
     <w:rsid w:val="00FC693F"/>
     <w:rPr>
+      <w:rFonts w:ascii="PingFang TC" w:hAnsi="PingFang TC" w:eastAsia="PingFang TC"/>
       <w:i/>
       <w:iCs/>
       <w:color w:val="000000" w:themeColor="text1"/>
@@ -2116,7 +2361,7 @@
     <w:semiHidden/>
     <w:rsid w:val="00FC693F"/>
     <w:rPr>
-      <w:rFonts w:asciiTheme="majorHAnsi" w:eastAsiaTheme="majorEastAsia" w:hAnsiTheme="majorHAnsi" w:cstheme="majorBidi"/>
+      <w:rFonts w:asciiTheme="majorHAnsi" w:eastAsiaTheme="majorEastAsia" w:hAnsiTheme="majorHAnsi" w:cstheme="majorBidi" w:ascii="PingFang TC" w:hAnsi="PingFang TC" w:eastAsia="PingFang TC"/>
       <w:b/>
       <w:bCs/>
       <w:i/>
@@ -2132,7 +2377,7 @@
     <w:semiHidden/>
     <w:rsid w:val="00FC693F"/>
     <w:rPr>
-      <w:rFonts w:asciiTheme="majorHAnsi" w:eastAsiaTheme="majorEastAsia" w:hAnsiTheme="majorHAnsi" w:cstheme="majorBidi"/>
+      <w:rFonts w:asciiTheme="majorHAnsi" w:eastAsiaTheme="majorEastAsia" w:hAnsiTheme="majorHAnsi" w:cstheme="majorBidi" w:ascii="PingFang TC" w:hAnsi="PingFang TC" w:eastAsia="PingFang TC"/>
       <w:color w:val="243F60" w:themeColor="accent1" w:themeShade="7F"/>
     </w:rPr>
   </w:style>
@@ -2144,7 +2389,7 @@
     <w:semiHidden/>
     <w:rsid w:val="00FC693F"/>
     <w:rPr>
-      <w:rFonts w:asciiTheme="majorHAnsi" w:eastAsiaTheme="majorEastAsia" w:hAnsiTheme="majorHAnsi" w:cstheme="majorBidi"/>
+      <w:rFonts w:asciiTheme="majorHAnsi" w:eastAsiaTheme="majorEastAsia" w:hAnsiTheme="majorHAnsi" w:cstheme="majorBidi" w:ascii="PingFang TC" w:hAnsi="PingFang TC" w:eastAsia="PingFang TC"/>
       <w:i/>
       <w:iCs/>
       <w:color w:val="243F60" w:themeColor="accent1" w:themeShade="7F"/>
@@ -2158,7 +2403,7 @@
     <w:semiHidden/>
     <w:rsid w:val="00FC693F"/>
     <w:rPr>
-      <w:rFonts w:asciiTheme="majorHAnsi" w:eastAsiaTheme="majorEastAsia" w:hAnsiTheme="majorHAnsi" w:cstheme="majorBidi"/>
+      <w:rFonts w:asciiTheme="majorHAnsi" w:eastAsiaTheme="majorEastAsia" w:hAnsiTheme="majorHAnsi" w:cstheme="majorBidi" w:ascii="PingFang TC" w:hAnsi="PingFang TC" w:eastAsia="PingFang TC"/>
       <w:i/>
       <w:iCs/>
       <w:color w:val="404040" w:themeColor="text1" w:themeTint="BF"/>
@@ -2172,7 +2417,7 @@
     <w:semiHidden/>
     <w:rsid w:val="00FC693F"/>
     <w:rPr>
-      <w:rFonts w:asciiTheme="majorHAnsi" w:eastAsiaTheme="majorEastAsia" w:hAnsiTheme="majorHAnsi" w:cstheme="majorBidi"/>
+      <w:rFonts w:asciiTheme="majorHAnsi" w:eastAsiaTheme="majorEastAsia" w:hAnsiTheme="majorHAnsi" w:cstheme="majorBidi" w:ascii="PingFang TC" w:hAnsi="PingFang TC" w:eastAsia="PingFang TC"/>
       <w:color w:val="4F81BD" w:themeColor="accent1"/>
       <w:sz w:val="20"/>
       <w:szCs w:val="20"/>
@@ -2186,7 +2431,7 @@
     <w:semiHidden/>
     <w:rsid w:val="00FC693F"/>
     <w:rPr>
-      <w:rFonts w:asciiTheme="majorHAnsi" w:eastAsiaTheme="majorEastAsia" w:hAnsiTheme="majorHAnsi" w:cstheme="majorBidi"/>
+      <w:rFonts w:asciiTheme="majorHAnsi" w:eastAsiaTheme="majorEastAsia" w:hAnsiTheme="majorHAnsi" w:cstheme="majorBidi" w:ascii="PingFang TC" w:hAnsi="PingFang TC" w:eastAsia="PingFang TC"/>
       <w:i/>
       <w:iCs/>
       <w:color w:val="404040" w:themeColor="text1" w:themeTint="BF"/>
@@ -2207,6 +2452,7 @@
       <w:spacing w:line="240" w:lineRule="auto"/>
     </w:pPr>
     <w:rPr>
+      <w:rFonts w:ascii="PingFang TC" w:hAnsi="PingFang TC" w:eastAsia="PingFang TC"/>
       <w:b/>
       <w:bCs/>
       <w:color w:val="4F81BD" w:themeColor="accent1"/>
@@ -2221,6 +2467,7 @@
     <w:qFormat/>
     <w:rsid w:val="00FC693F"/>
     <w:rPr>
+      <w:rFonts w:ascii="PingFang TC" w:hAnsi="PingFang TC" w:eastAsia="PingFang TC"/>
       <w:b/>
       <w:bCs/>
     </w:rPr>
@@ -2232,6 +2479,7 @@
     <w:qFormat/>
     <w:rsid w:val="00FC693F"/>
     <w:rPr>
+      <w:rFonts w:ascii="PingFang TC" w:hAnsi="PingFang TC" w:eastAsia="PingFang TC"/>
       <w:i/>
       <w:iCs/>
     </w:rPr>
@@ -2252,6 +2500,7 @@
       <w:ind w:left="936" w:right="936"/>
     </w:pPr>
     <w:rPr>
+      <w:rFonts w:ascii="PingFang TC" w:hAnsi="PingFang TC" w:eastAsia="PingFang TC"/>
       <w:b/>
       <w:bCs/>
       <w:i/>
@@ -2266,6 +2515,7 @@
     <w:uiPriority w:val="30"/>
     <w:rsid w:val="00FC693F"/>
     <w:rPr>
+      <w:rFonts w:ascii="PingFang TC" w:hAnsi="PingFang TC" w:eastAsia="PingFang TC"/>
       <w:b/>
       <w:bCs/>
       <w:i/>
@@ -2280,6 +2530,7 @@
     <w:qFormat/>
     <w:rsid w:val="00FC693F"/>
     <w:rPr>
+      <w:rFonts w:ascii="PingFang TC" w:hAnsi="PingFang TC" w:eastAsia="PingFang TC"/>
       <w:i/>
       <w:iCs/>
       <w:color w:val="808080" w:themeColor="text1" w:themeTint="7F"/>
@@ -2292,6 +2543,7 @@
     <w:qFormat/>
     <w:rsid w:val="00FC693F"/>
     <w:rPr>
+      <w:rFonts w:ascii="PingFang TC" w:hAnsi="PingFang TC" w:eastAsia="PingFang TC"/>
       <w:b/>
       <w:bCs/>
       <w:i/>
@@ -2306,6 +2558,7 @@
     <w:qFormat/>
     <w:rsid w:val="00FC693F"/>
     <w:rPr>
+      <w:rFonts w:ascii="PingFang TC" w:hAnsi="PingFang TC" w:eastAsia="PingFang TC"/>
       <w:smallCaps/>
       <w:color w:val="C0504D" w:themeColor="accent2"/>
       <w:u w:val="single"/>
@@ -2318,6 +2571,7 @@
     <w:qFormat/>
     <w:rsid w:val="00FC693F"/>
     <w:rPr>
+      <w:rFonts w:ascii="PingFang TC" w:hAnsi="PingFang TC" w:eastAsia="PingFang TC"/>
       <w:b/>
       <w:bCs/>
       <w:smallCaps/>
@@ -2333,6 +2587,7 @@
     <w:qFormat/>
     <w:rsid w:val="00FC693F"/>
     <w:rPr>
+      <w:rFonts w:ascii="PingFang TC" w:hAnsi="PingFang TC" w:eastAsia="PingFang TC"/>
       <w:b/>
       <w:bCs/>
       <w:smallCaps/>
@@ -2351,6 +2606,9 @@
     <w:pPr>
       <w:outlineLvl w:val="9"/>
     </w:pPr>
+    <w:rPr>
+      <w:rFonts w:ascii="PingFang TC" w:hAnsi="PingFang TC" w:eastAsia="PingFang TC"/>
+    </w:rPr>
   </w:style>
   <w:style w:type="table" w:styleId="TableGrid">
     <w:name w:val="Table Grid"/>
@@ -2360,6 +2618,9 @@
     <w:pPr>
       <w:spacing w:after="0" w:line="240" w:lineRule="auto"/>
     </w:pPr>
+    <w:rPr>
+      <w:rFonts w:ascii="PingFang TC" w:hAnsi="PingFang TC" w:eastAsia="PingFang TC"/>
+    </w:rPr>
     <w:tblPr>
       <w:tblInd w:w="0" w:type="dxa"/>
       <w:tblBorders>
@@ -2387,6 +2648,7 @@
       <w:spacing w:after="0" w:line="240" w:lineRule="auto"/>
     </w:pPr>
     <w:rPr>
+      <w:rFonts w:ascii="PingFang TC" w:hAnsi="PingFang TC" w:eastAsia="PingFang TC"/>
       <w:color w:val="000000" w:themeColor="text1" w:themeShade="BF"/>
     </w:rPr>
     <w:tblPr>
@@ -2490,6 +2752,7 @@
       <w:spacing w:after="0" w:line="240" w:lineRule="auto"/>
     </w:pPr>
     <w:rPr>
+      <w:rFonts w:ascii="PingFang TC" w:hAnsi="PingFang TC" w:eastAsia="PingFang TC"/>
       <w:color w:val="365F91" w:themeColor="accent1" w:themeShade="BF"/>
     </w:rPr>
     <w:tblPr>
@@ -2593,6 +2856,7 @@
       <w:spacing w:after="0" w:line="240" w:lineRule="auto"/>
     </w:pPr>
     <w:rPr>
+      <w:rFonts w:ascii="PingFang TC" w:hAnsi="PingFang TC" w:eastAsia="PingFang TC"/>
       <w:color w:val="943634" w:themeColor="accent2" w:themeShade="BF"/>
     </w:rPr>
     <w:tblPr>
@@ -2696,6 +2960,7 @@
       <w:spacing w:after="0" w:line="240" w:lineRule="auto"/>
     </w:pPr>
     <w:rPr>
+      <w:rFonts w:ascii="PingFang TC" w:hAnsi="PingFang TC" w:eastAsia="PingFang TC"/>
       <w:color w:val="76923C" w:themeColor="accent3" w:themeShade="BF"/>
     </w:rPr>
     <w:tblPr>
@@ -2799,6 +3064,7 @@
       <w:spacing w:after="0" w:line="240" w:lineRule="auto"/>
     </w:pPr>
     <w:rPr>
+      <w:rFonts w:ascii="PingFang TC" w:hAnsi="PingFang TC" w:eastAsia="PingFang TC"/>
       <w:color w:val="5F497A" w:themeColor="accent4" w:themeShade="BF"/>
     </w:rPr>
     <w:tblPr>
@@ -2902,6 +3168,7 @@
       <w:spacing w:after="0" w:line="240" w:lineRule="auto"/>
     </w:pPr>
     <w:rPr>
+      <w:rFonts w:ascii="PingFang TC" w:hAnsi="PingFang TC" w:eastAsia="PingFang TC"/>
       <w:color w:val="31849B" w:themeColor="accent5" w:themeShade="BF"/>
     </w:rPr>
     <w:tblPr>
@@ -3005,6 +3272,7 @@
       <w:spacing w:after="0" w:line="240" w:lineRule="auto"/>
     </w:pPr>
     <w:rPr>
+      <w:rFonts w:ascii="PingFang TC" w:hAnsi="PingFang TC" w:eastAsia="PingFang TC"/>
       <w:color w:val="E36C0A" w:themeColor="accent6" w:themeShade="BF"/>
     </w:rPr>
     <w:tblPr>
@@ -3107,6 +3375,9 @@
     <w:pPr>
       <w:spacing w:after="0" w:line="240" w:lineRule="auto"/>
     </w:pPr>
+    <w:rPr>
+      <w:rFonts w:ascii="PingFang TC" w:hAnsi="PingFang TC" w:eastAsia="PingFang TC"/>
+    </w:rPr>
     <w:tblPr>
       <w:tblStyleRowBandSize w:val="1"/>
       <w:tblStyleColBandSize w:val="1"/>
@@ -3199,6 +3470,9 @@
     <w:pPr>
       <w:spacing w:after="0" w:line="240" w:lineRule="auto"/>
     </w:pPr>
+    <w:rPr>
+      <w:rFonts w:ascii="PingFang TC" w:hAnsi="PingFang TC" w:eastAsia="PingFang TC"/>
+    </w:rPr>
     <w:tblPr>
       <w:tblStyleRowBandSize w:val="1"/>
       <w:tblStyleColBandSize w:val="1"/>
@@ -3291,6 +3565,9 @@
     <w:pPr>
       <w:spacing w:after="0" w:line="240" w:lineRule="auto"/>
     </w:pPr>
+    <w:rPr>
+      <w:rFonts w:ascii="PingFang TC" w:hAnsi="PingFang TC" w:eastAsia="PingFang TC"/>
+    </w:rPr>
     <w:tblPr>
       <w:tblStyleRowBandSize w:val="1"/>
       <w:tblStyleColBandSize w:val="1"/>
@@ -3383,6 +3660,9 @@
     <w:pPr>
       <w:spacing w:after="0" w:line="240" w:lineRule="auto"/>
     </w:pPr>
+    <w:rPr>
+      <w:rFonts w:ascii="PingFang TC" w:hAnsi="PingFang TC" w:eastAsia="PingFang TC"/>
+    </w:rPr>
     <w:tblPr>
       <w:tblStyleRowBandSize w:val="1"/>
       <w:tblStyleColBandSize w:val="1"/>
@@ -3475,6 +3755,9 @@
     <w:pPr>
       <w:spacing w:after="0" w:line="240" w:lineRule="auto"/>
     </w:pPr>
+    <w:rPr>
+      <w:rFonts w:ascii="PingFang TC" w:hAnsi="PingFang TC" w:eastAsia="PingFang TC"/>
+    </w:rPr>
     <w:tblPr>
       <w:tblStyleRowBandSize w:val="1"/>
       <w:tblStyleColBandSize w:val="1"/>
@@ -3567,6 +3850,9 @@
     <w:pPr>
       <w:spacing w:after="0" w:line="240" w:lineRule="auto"/>
     </w:pPr>
+    <w:rPr>
+      <w:rFonts w:ascii="PingFang TC" w:hAnsi="PingFang TC" w:eastAsia="PingFang TC"/>
+    </w:rPr>
     <w:tblPr>
       <w:tblStyleRowBandSize w:val="1"/>
       <w:tblStyleColBandSize w:val="1"/>
@@ -3659,6 +3945,9 @@
     <w:pPr>
       <w:spacing w:after="0" w:line="240" w:lineRule="auto"/>
     </w:pPr>
+    <w:rPr>
+      <w:rFonts w:ascii="PingFang TC" w:hAnsi="PingFang TC" w:eastAsia="PingFang TC"/>
+    </w:rPr>
     <w:tblPr>
       <w:tblStyleRowBandSize w:val="1"/>
       <w:tblStyleColBandSize w:val="1"/>
@@ -3751,6 +4040,9 @@
     <w:pPr>
       <w:spacing w:after="0" w:line="240" w:lineRule="auto"/>
     </w:pPr>
+    <w:rPr>
+      <w:rFonts w:ascii="PingFang TC" w:hAnsi="PingFang TC" w:eastAsia="PingFang TC"/>
+    </w:rPr>
     <w:tblPr>
       <w:tblStyleRowBandSize w:val="1"/>
       <w:tblStyleColBandSize w:val="1"/>
@@ -3881,6 +4173,9 @@
     <w:pPr>
       <w:spacing w:after="0" w:line="240" w:lineRule="auto"/>
     </w:pPr>
+    <w:rPr>
+      <w:rFonts w:ascii="PingFang TC" w:hAnsi="PingFang TC" w:eastAsia="PingFang TC"/>
+    </w:rPr>
     <w:tblPr>
       <w:tblStyleRowBandSize w:val="1"/>
       <w:tblStyleColBandSize w:val="1"/>
@@ -4011,6 +4306,9 @@
     <w:pPr>
       <w:spacing w:after="0" w:line="240" w:lineRule="auto"/>
     </w:pPr>
+    <w:rPr>
+      <w:rFonts w:ascii="PingFang TC" w:hAnsi="PingFang TC" w:eastAsia="PingFang TC"/>
+    </w:rPr>
     <w:tblPr>
       <w:tblStyleRowBandSize w:val="1"/>
       <w:tblStyleColBandSize w:val="1"/>
@@ -4141,6 +4439,9 @@
     <w:pPr>
       <w:spacing w:after="0" w:line="240" w:lineRule="auto"/>
     </w:pPr>
+    <w:rPr>
+      <w:rFonts w:ascii="PingFang TC" w:hAnsi="PingFang TC" w:eastAsia="PingFang TC"/>
+    </w:rPr>
     <w:tblPr>
       <w:tblStyleRowBandSize w:val="1"/>
       <w:tblStyleColBandSize w:val="1"/>
@@ -4271,6 +4572,9 @@
     <w:pPr>
       <w:spacing w:after="0" w:line="240" w:lineRule="auto"/>
     </w:pPr>
+    <w:rPr>
+      <w:rFonts w:ascii="PingFang TC" w:hAnsi="PingFang TC" w:eastAsia="PingFang TC"/>
+    </w:rPr>
     <w:tblPr>
       <w:tblStyleRowBandSize w:val="1"/>
       <w:tblStyleColBandSize w:val="1"/>
@@ -4401,6 +4705,9 @@
     <w:pPr>
       <w:spacing w:after="0" w:line="240" w:lineRule="auto"/>
     </w:pPr>
+    <w:rPr>
+      <w:rFonts w:ascii="PingFang TC" w:hAnsi="PingFang TC" w:eastAsia="PingFang TC"/>
+    </w:rPr>
     <w:tblPr>
       <w:tblStyleRowBandSize w:val="1"/>
       <w:tblStyleColBandSize w:val="1"/>
@@ -4531,6 +4838,9 @@
     <w:pPr>
       <w:spacing w:after="0" w:line="240" w:lineRule="auto"/>
     </w:pPr>
+    <w:rPr>
+      <w:rFonts w:ascii="PingFang TC" w:hAnsi="PingFang TC" w:eastAsia="PingFang TC"/>
+    </w:rPr>
     <w:tblPr>
       <w:tblStyleRowBandSize w:val="1"/>
       <w:tblStyleColBandSize w:val="1"/>
@@ -4661,6 +4971,9 @@
     <w:pPr>
       <w:spacing w:after="0" w:line="240" w:lineRule="auto"/>
     </w:pPr>
+    <w:rPr>
+      <w:rFonts w:ascii="PingFang TC" w:hAnsi="PingFang TC" w:eastAsia="PingFang TC"/>
+    </w:rPr>
     <w:tblPr>
       <w:tblStyleRowBandSize w:val="1"/>
       <w:tblStyleColBandSize w:val="1"/>
@@ -4767,6 +5080,9 @@
     <w:pPr>
       <w:spacing w:after="0" w:line="240" w:lineRule="auto"/>
     </w:pPr>
+    <w:rPr>
+      <w:rFonts w:ascii="PingFang TC" w:hAnsi="PingFang TC" w:eastAsia="PingFang TC"/>
+    </w:rPr>
     <w:tblPr>
       <w:tblStyleRowBandSize w:val="1"/>
       <w:tblStyleColBandSize w:val="1"/>
@@ -4873,6 +5189,9 @@
     <w:pPr>
       <w:spacing w:after="0" w:line="240" w:lineRule="auto"/>
     </w:pPr>
+    <w:rPr>
+      <w:rFonts w:ascii="PingFang TC" w:hAnsi="PingFang TC" w:eastAsia="PingFang TC"/>
+    </w:rPr>
     <w:tblPr>
       <w:tblStyleRowBandSize w:val="1"/>
       <w:tblStyleColBandSize w:val="1"/>
@@ -4979,6 +5298,9 @@
     <w:pPr>
       <w:spacing w:after="0" w:line="240" w:lineRule="auto"/>
     </w:pPr>
+    <w:rPr>
+      <w:rFonts w:ascii="PingFang TC" w:hAnsi="PingFang TC" w:eastAsia="PingFang TC"/>
+    </w:rPr>
     <w:tblPr>
       <w:tblStyleRowBandSize w:val="1"/>
       <w:tblStyleColBandSize w:val="1"/>
@@ -5085,6 +5407,9 @@
     <w:pPr>
       <w:spacing w:after="0" w:line="240" w:lineRule="auto"/>
     </w:pPr>
+    <w:rPr>
+      <w:rFonts w:ascii="PingFang TC" w:hAnsi="PingFang TC" w:eastAsia="PingFang TC"/>
+    </w:rPr>
     <w:tblPr>
       <w:tblStyleRowBandSize w:val="1"/>
       <w:tblStyleColBandSize w:val="1"/>
@@ -5191,6 +5516,9 @@
     <w:pPr>
       <w:spacing w:after="0" w:line="240" w:lineRule="auto"/>
     </w:pPr>
+    <w:rPr>
+      <w:rFonts w:ascii="PingFang TC" w:hAnsi="PingFang TC" w:eastAsia="PingFang TC"/>
+    </w:rPr>
     <w:tblPr>
       <w:tblStyleRowBandSize w:val="1"/>
       <w:tblStyleColBandSize w:val="1"/>
@@ -5297,6 +5625,9 @@
     <w:pPr>
       <w:spacing w:after="0" w:line="240" w:lineRule="auto"/>
     </w:pPr>
+    <w:rPr>
+      <w:rFonts w:ascii="PingFang TC" w:hAnsi="PingFang TC" w:eastAsia="PingFang TC"/>
+    </w:rPr>
     <w:tblPr>
       <w:tblStyleRowBandSize w:val="1"/>
       <w:tblStyleColBandSize w:val="1"/>
@@ -5403,6 +5734,9 @@
     <w:pPr>
       <w:spacing w:after="0" w:line="240" w:lineRule="auto"/>
     </w:pPr>
+    <w:rPr>
+      <w:rFonts w:ascii="PingFang TC" w:hAnsi="PingFang TC" w:eastAsia="PingFang TC"/>
+    </w:rPr>
     <w:tblPr>
       <w:tblStyleRowBandSize w:val="1"/>
       <w:tblStyleColBandSize w:val="1"/>
@@ -5552,6 +5886,9 @@
     <w:pPr>
       <w:spacing w:after="0" w:line="240" w:lineRule="auto"/>
     </w:pPr>
+    <w:rPr>
+      <w:rFonts w:ascii="PingFang TC" w:hAnsi="PingFang TC" w:eastAsia="PingFang TC"/>
+    </w:rPr>
     <w:tblPr>
       <w:tblStyleRowBandSize w:val="1"/>
       <w:tblStyleColBandSize w:val="1"/>
@@ -5701,6 +6038,9 @@
     <w:pPr>
       <w:spacing w:after="0" w:line="240" w:lineRule="auto"/>
     </w:pPr>
+    <w:rPr>
+      <w:rFonts w:ascii="PingFang TC" w:hAnsi="PingFang TC" w:eastAsia="PingFang TC"/>
+    </w:rPr>
     <w:tblPr>
       <w:tblStyleRowBandSize w:val="1"/>
       <w:tblStyleColBandSize w:val="1"/>
@@ -5850,6 +6190,9 @@
     <w:pPr>
       <w:spacing w:after="0" w:line="240" w:lineRule="auto"/>
     </w:pPr>
+    <w:rPr>
+      <w:rFonts w:ascii="PingFang TC" w:hAnsi="PingFang TC" w:eastAsia="PingFang TC"/>
+    </w:rPr>
     <w:tblPr>
       <w:tblStyleRowBandSize w:val="1"/>
       <w:tblStyleColBandSize w:val="1"/>
@@ -5999,6 +6342,9 @@
     <w:pPr>
       <w:spacing w:after="0" w:line="240" w:lineRule="auto"/>
     </w:pPr>
+    <w:rPr>
+      <w:rFonts w:ascii="PingFang TC" w:hAnsi="PingFang TC" w:eastAsia="PingFang TC"/>
+    </w:rPr>
     <w:tblPr>
       <w:tblStyleRowBandSize w:val="1"/>
       <w:tblStyleColBandSize w:val="1"/>
@@ -6148,6 +6494,9 @@
     <w:pPr>
       <w:spacing w:after="0" w:line="240" w:lineRule="auto"/>
     </w:pPr>
+    <w:rPr>
+      <w:rFonts w:ascii="PingFang TC" w:hAnsi="PingFang TC" w:eastAsia="PingFang TC"/>
+    </w:rPr>
     <w:tblPr>
       <w:tblStyleRowBandSize w:val="1"/>
       <w:tblStyleColBandSize w:val="1"/>
@@ -6297,6 +6646,9 @@
     <w:pPr>
       <w:spacing w:after="0" w:line="240" w:lineRule="auto"/>
     </w:pPr>
+    <w:rPr>
+      <w:rFonts w:ascii="PingFang TC" w:hAnsi="PingFang TC" w:eastAsia="PingFang TC"/>
+    </w:rPr>
     <w:tblPr>
       <w:tblStyleRowBandSize w:val="1"/>
       <w:tblStyleColBandSize w:val="1"/>
@@ -6447,6 +6799,7 @@
       <w:spacing w:after="0" w:line="240" w:lineRule="auto"/>
     </w:pPr>
     <w:rPr>
+      <w:rFonts w:ascii="PingFang TC" w:hAnsi="PingFang TC" w:eastAsia="PingFang TC"/>
       <w:color w:val="000000" w:themeColor="text1"/>
     </w:rPr>
     <w:tblPr>
@@ -6531,6 +6884,7 @@
       <w:spacing w:after="0" w:line="240" w:lineRule="auto"/>
     </w:pPr>
     <w:rPr>
+      <w:rFonts w:ascii="PingFang TC" w:hAnsi="PingFang TC" w:eastAsia="PingFang TC"/>
       <w:color w:val="000000" w:themeColor="text1"/>
     </w:rPr>
     <w:tblPr>
@@ -6615,6 +6969,7 @@
       <w:spacing w:after="0" w:line="240" w:lineRule="auto"/>
     </w:pPr>
     <w:rPr>
+      <w:rFonts w:ascii="PingFang TC" w:hAnsi="PingFang TC" w:eastAsia="PingFang TC"/>
       <w:color w:val="000000" w:themeColor="text1"/>
     </w:rPr>
     <w:tblPr>
@@ -6699,6 +7054,7 @@
       <w:spacing w:after="0" w:line="240" w:lineRule="auto"/>
     </w:pPr>
     <w:rPr>
+      <w:rFonts w:ascii="PingFang TC" w:hAnsi="PingFang TC" w:eastAsia="PingFang TC"/>
       <w:color w:val="000000" w:themeColor="text1"/>
     </w:rPr>
     <w:tblPr>
@@ -6783,6 +7139,7 @@
       <w:spacing w:after="0" w:line="240" w:lineRule="auto"/>
     </w:pPr>
     <w:rPr>
+      <w:rFonts w:ascii="PingFang TC" w:hAnsi="PingFang TC" w:eastAsia="PingFang TC"/>
       <w:color w:val="000000" w:themeColor="text1"/>
     </w:rPr>
     <w:tblPr>
@@ -6867,6 +7224,7 @@
       <w:spacing w:after="0" w:line="240" w:lineRule="auto"/>
     </w:pPr>
     <w:rPr>
+      <w:rFonts w:ascii="PingFang TC" w:hAnsi="PingFang TC" w:eastAsia="PingFang TC"/>
       <w:color w:val="000000" w:themeColor="text1"/>
     </w:rPr>
     <w:tblPr>
@@ -6951,6 +7309,7 @@
       <w:spacing w:after="0" w:line="240" w:lineRule="auto"/>
     </w:pPr>
     <w:rPr>
+      <w:rFonts w:ascii="PingFang TC" w:hAnsi="PingFang TC" w:eastAsia="PingFang TC"/>
       <w:color w:val="000000" w:themeColor="text1"/>
     </w:rPr>
     <w:tblPr>
@@ -7035,7 +7394,7 @@
       <w:spacing w:after="0" w:line="240" w:lineRule="auto"/>
     </w:pPr>
     <w:rPr>
-      <w:rFonts w:asciiTheme="majorHAnsi" w:eastAsiaTheme="majorEastAsia" w:hAnsiTheme="majorHAnsi" w:cstheme="majorBidi"/>
+      <w:rFonts w:asciiTheme="majorHAnsi" w:eastAsiaTheme="majorEastAsia" w:hAnsiTheme="majorHAnsi" w:cstheme="majorBidi" w:ascii="PingFang TC" w:hAnsi="PingFang TC" w:eastAsia="PingFang TC"/>
       <w:color w:val="000000" w:themeColor="text1"/>
     </w:rPr>
     <w:tblPr>
@@ -7163,7 +7522,7 @@
       <w:spacing w:after="0" w:line="240" w:lineRule="auto"/>
     </w:pPr>
     <w:rPr>
-      <w:rFonts w:asciiTheme="majorHAnsi" w:eastAsiaTheme="majorEastAsia" w:hAnsiTheme="majorHAnsi" w:cstheme="majorBidi"/>
+      <w:rFonts w:asciiTheme="majorHAnsi" w:eastAsiaTheme="majorEastAsia" w:hAnsiTheme="majorHAnsi" w:cstheme="majorBidi" w:ascii="PingFang TC" w:hAnsi="PingFang TC" w:eastAsia="PingFang TC"/>
       <w:color w:val="000000" w:themeColor="text1"/>
     </w:rPr>
     <w:tblPr>
@@ -7291,7 +7650,7 @@
       <w:spacing w:after="0" w:line="240" w:lineRule="auto"/>
     </w:pPr>
     <w:rPr>
-      <w:rFonts w:asciiTheme="majorHAnsi" w:eastAsiaTheme="majorEastAsia" w:hAnsiTheme="majorHAnsi" w:cstheme="majorBidi"/>
+      <w:rFonts w:asciiTheme="majorHAnsi" w:eastAsiaTheme="majorEastAsia" w:hAnsiTheme="majorHAnsi" w:cstheme="majorBidi" w:ascii="PingFang TC" w:hAnsi="PingFang TC" w:eastAsia="PingFang TC"/>
       <w:color w:val="000000" w:themeColor="text1"/>
     </w:rPr>
     <w:tblPr>
@@ -7419,7 +7778,7 @@
       <w:spacing w:after="0" w:line="240" w:lineRule="auto"/>
     </w:pPr>
     <w:rPr>
-      <w:rFonts w:asciiTheme="majorHAnsi" w:eastAsiaTheme="majorEastAsia" w:hAnsiTheme="majorHAnsi" w:cstheme="majorBidi"/>
+      <w:rFonts w:asciiTheme="majorHAnsi" w:eastAsiaTheme="majorEastAsia" w:hAnsiTheme="majorHAnsi" w:cstheme="majorBidi" w:ascii="PingFang TC" w:hAnsi="PingFang TC" w:eastAsia="PingFang TC"/>
       <w:color w:val="000000" w:themeColor="text1"/>
     </w:rPr>
     <w:tblPr>
@@ -7547,7 +7906,7 @@
       <w:spacing w:after="0" w:line="240" w:lineRule="auto"/>
     </w:pPr>
     <w:rPr>
-      <w:rFonts w:asciiTheme="majorHAnsi" w:eastAsiaTheme="majorEastAsia" w:hAnsiTheme="majorHAnsi" w:cstheme="majorBidi"/>
+      <w:rFonts w:asciiTheme="majorHAnsi" w:eastAsiaTheme="majorEastAsia" w:hAnsiTheme="majorHAnsi" w:cstheme="majorBidi" w:ascii="PingFang TC" w:hAnsi="PingFang TC" w:eastAsia="PingFang TC"/>
       <w:color w:val="000000" w:themeColor="text1"/>
     </w:rPr>
     <w:tblPr>
@@ -7675,7 +8034,7 @@
       <w:spacing w:after="0" w:line="240" w:lineRule="auto"/>
     </w:pPr>
     <w:rPr>
-      <w:rFonts w:asciiTheme="majorHAnsi" w:eastAsiaTheme="majorEastAsia" w:hAnsiTheme="majorHAnsi" w:cstheme="majorBidi"/>
+      <w:rFonts w:asciiTheme="majorHAnsi" w:eastAsiaTheme="majorEastAsia" w:hAnsiTheme="majorHAnsi" w:cstheme="majorBidi" w:ascii="PingFang TC" w:hAnsi="PingFang TC" w:eastAsia="PingFang TC"/>
       <w:color w:val="000000" w:themeColor="text1"/>
     </w:rPr>
     <w:tblPr>
@@ -7803,7 +8162,7 @@
       <w:spacing w:after="0" w:line="240" w:lineRule="auto"/>
     </w:pPr>
     <w:rPr>
-      <w:rFonts w:asciiTheme="majorHAnsi" w:eastAsiaTheme="majorEastAsia" w:hAnsiTheme="majorHAnsi" w:cstheme="majorBidi"/>
+      <w:rFonts w:asciiTheme="majorHAnsi" w:eastAsiaTheme="majorEastAsia" w:hAnsiTheme="majorHAnsi" w:cstheme="majorBidi" w:ascii="PingFang TC" w:hAnsi="PingFang TC" w:eastAsia="PingFang TC"/>
       <w:color w:val="000000" w:themeColor="text1"/>
     </w:rPr>
     <w:tblPr>
@@ -7930,6 +8289,9 @@
     <w:pPr>
       <w:spacing w:after="0" w:line="240" w:lineRule="auto"/>
     </w:pPr>
+    <w:rPr>
+      <w:rFonts w:ascii="PingFang TC" w:hAnsi="PingFang TC" w:eastAsia="PingFang TC"/>
+    </w:rPr>
     <w:tblPr>
       <w:tblStyleRowBandSize w:val="1"/>
       <w:tblStyleColBandSize w:val="1"/>
@@ -8003,6 +8365,9 @@
     <w:pPr>
       <w:spacing w:after="0" w:line="240" w:lineRule="auto"/>
     </w:pPr>
+    <w:rPr>
+      <w:rFonts w:ascii="PingFang TC" w:hAnsi="PingFang TC" w:eastAsia="PingFang TC"/>
+    </w:rPr>
     <w:tblPr>
       <w:tblStyleRowBandSize w:val="1"/>
       <w:tblStyleColBandSize w:val="1"/>
@@ -8076,6 +8441,9 @@
     <w:pPr>
       <w:spacing w:after="0" w:line="240" w:lineRule="auto"/>
     </w:pPr>
+    <w:rPr>
+      <w:rFonts w:ascii="PingFang TC" w:hAnsi="PingFang TC" w:eastAsia="PingFang TC"/>
+    </w:rPr>
     <w:tblPr>
       <w:tblStyleRowBandSize w:val="1"/>
       <w:tblStyleColBandSize w:val="1"/>
@@ -8149,6 +8517,9 @@
     <w:pPr>
       <w:spacing w:after="0" w:line="240" w:lineRule="auto"/>
     </w:pPr>
+    <w:rPr>
+      <w:rFonts w:ascii="PingFang TC" w:hAnsi="PingFang TC" w:eastAsia="PingFang TC"/>
+    </w:rPr>
     <w:tblPr>
       <w:tblStyleRowBandSize w:val="1"/>
       <w:tblStyleColBandSize w:val="1"/>
@@ -8222,6 +8593,9 @@
     <w:pPr>
       <w:spacing w:after="0" w:line="240" w:lineRule="auto"/>
     </w:pPr>
+    <w:rPr>
+      <w:rFonts w:ascii="PingFang TC" w:hAnsi="PingFang TC" w:eastAsia="PingFang TC"/>
+    </w:rPr>
     <w:tblPr>
       <w:tblStyleRowBandSize w:val="1"/>
       <w:tblStyleColBandSize w:val="1"/>
@@ -8295,6 +8669,9 @@
     <w:pPr>
       <w:spacing w:after="0" w:line="240" w:lineRule="auto"/>
     </w:pPr>
+    <w:rPr>
+      <w:rFonts w:ascii="PingFang TC" w:hAnsi="PingFang TC" w:eastAsia="PingFang TC"/>
+    </w:rPr>
     <w:tblPr>
       <w:tblStyleRowBandSize w:val="1"/>
       <w:tblStyleColBandSize w:val="1"/>
@@ -8368,6 +8745,9 @@
     <w:pPr>
       <w:spacing w:after="0" w:line="240" w:lineRule="auto"/>
     </w:pPr>
+    <w:rPr>
+      <w:rFonts w:ascii="PingFang TC" w:hAnsi="PingFang TC" w:eastAsia="PingFang TC"/>
+    </w:rPr>
     <w:tblPr>
       <w:tblStyleRowBandSize w:val="1"/>
       <w:tblStyleColBandSize w:val="1"/>
@@ -8442,7 +8822,7 @@
       <w:spacing w:after="0" w:line="240" w:lineRule="auto"/>
     </w:pPr>
     <w:rPr>
-      <w:rFonts w:asciiTheme="majorHAnsi" w:eastAsiaTheme="majorEastAsia" w:hAnsiTheme="majorHAnsi" w:cstheme="majorBidi"/>
+      <w:rFonts w:asciiTheme="majorHAnsi" w:eastAsiaTheme="majorEastAsia" w:hAnsiTheme="majorHAnsi" w:cstheme="majorBidi" w:ascii="PingFang TC" w:hAnsi="PingFang TC" w:eastAsia="PingFang TC"/>
       <w:color w:val="000000" w:themeColor="text1"/>
     </w:rPr>
     <w:tblPr>
@@ -8567,7 +8947,7 @@
       <w:spacing w:after="0" w:line="240" w:lineRule="auto"/>
     </w:pPr>
     <w:rPr>
-      <w:rFonts w:asciiTheme="majorHAnsi" w:eastAsiaTheme="majorEastAsia" w:hAnsiTheme="majorHAnsi" w:cstheme="majorBidi"/>
+      <w:rFonts w:asciiTheme="majorHAnsi" w:eastAsiaTheme="majorEastAsia" w:hAnsiTheme="majorHAnsi" w:cstheme="majorBidi" w:ascii="PingFang TC" w:hAnsi="PingFang TC" w:eastAsia="PingFang TC"/>
       <w:color w:val="000000" w:themeColor="text1"/>
     </w:rPr>
     <w:tblPr>
@@ -8692,7 +9072,7 @@
       <w:spacing w:after="0" w:line="240" w:lineRule="auto"/>
     </w:pPr>
     <w:rPr>
-      <w:rFonts w:asciiTheme="majorHAnsi" w:eastAsiaTheme="majorEastAsia" w:hAnsiTheme="majorHAnsi" w:cstheme="majorBidi"/>
+      <w:rFonts w:asciiTheme="majorHAnsi" w:eastAsiaTheme="majorEastAsia" w:hAnsiTheme="majorHAnsi" w:cstheme="majorBidi" w:ascii="PingFang TC" w:hAnsi="PingFang TC" w:eastAsia="PingFang TC"/>
       <w:color w:val="000000" w:themeColor="text1"/>
     </w:rPr>
     <w:tblPr>
@@ -8817,7 +9197,7 @@
       <w:spacing w:after="0" w:line="240" w:lineRule="auto"/>
     </w:pPr>
     <w:rPr>
-      <w:rFonts w:asciiTheme="majorHAnsi" w:eastAsiaTheme="majorEastAsia" w:hAnsiTheme="majorHAnsi" w:cstheme="majorBidi"/>
+      <w:rFonts w:asciiTheme="majorHAnsi" w:eastAsiaTheme="majorEastAsia" w:hAnsiTheme="majorHAnsi" w:cstheme="majorBidi" w:ascii="PingFang TC" w:hAnsi="PingFang TC" w:eastAsia="PingFang TC"/>
       <w:color w:val="000000" w:themeColor="text1"/>
     </w:rPr>
     <w:tblPr>
@@ -8942,7 +9322,7 @@
       <w:spacing w:after="0" w:line="240" w:lineRule="auto"/>
     </w:pPr>
     <w:rPr>
-      <w:rFonts w:asciiTheme="majorHAnsi" w:eastAsiaTheme="majorEastAsia" w:hAnsiTheme="majorHAnsi" w:cstheme="majorBidi"/>
+      <w:rFonts w:asciiTheme="majorHAnsi" w:eastAsiaTheme="majorEastAsia" w:hAnsiTheme="majorHAnsi" w:cstheme="majorBidi" w:ascii="PingFang TC" w:hAnsi="PingFang TC" w:eastAsia="PingFang TC"/>
       <w:color w:val="000000" w:themeColor="text1"/>
     </w:rPr>
     <w:tblPr>
@@ -9067,7 +9447,7 @@
       <w:spacing w:after="0" w:line="240" w:lineRule="auto"/>
     </w:pPr>
     <w:rPr>
-      <w:rFonts w:asciiTheme="majorHAnsi" w:eastAsiaTheme="majorEastAsia" w:hAnsiTheme="majorHAnsi" w:cstheme="majorBidi"/>
+      <w:rFonts w:asciiTheme="majorHAnsi" w:eastAsiaTheme="majorEastAsia" w:hAnsiTheme="majorHAnsi" w:cstheme="majorBidi" w:ascii="PingFang TC" w:hAnsi="PingFang TC" w:eastAsia="PingFang TC"/>
       <w:color w:val="000000" w:themeColor="text1"/>
     </w:rPr>
     <w:tblPr>
@@ -9192,7 +9572,7 @@
       <w:spacing w:after="0" w:line="240" w:lineRule="auto"/>
     </w:pPr>
     <w:rPr>
-      <w:rFonts w:asciiTheme="majorHAnsi" w:eastAsiaTheme="majorEastAsia" w:hAnsiTheme="majorHAnsi" w:cstheme="majorBidi"/>
+      <w:rFonts w:asciiTheme="majorHAnsi" w:eastAsiaTheme="majorEastAsia" w:hAnsiTheme="majorHAnsi" w:cstheme="majorBidi" w:ascii="PingFang TC" w:hAnsi="PingFang TC" w:eastAsia="PingFang TC"/>
       <w:color w:val="000000" w:themeColor="text1"/>
     </w:rPr>
     <w:tblPr>
@@ -9316,6 +9696,9 @@
     <w:pPr>
       <w:spacing w:after="0" w:line="240" w:lineRule="auto"/>
     </w:pPr>
+    <w:rPr>
+      <w:rFonts w:ascii="PingFang TC" w:hAnsi="PingFang TC" w:eastAsia="PingFang TC"/>
+    </w:rPr>
     <w:tblPr>
       <w:tblStyleRowBandSize w:val="1"/>
       <w:tblStyleColBandSize w:val="1"/>
@@ -9457,6 +9840,9 @@
     <w:pPr>
       <w:spacing w:after="0" w:line="240" w:lineRule="auto"/>
     </w:pPr>
+    <w:rPr>
+      <w:rFonts w:ascii="PingFang TC" w:hAnsi="PingFang TC" w:eastAsia="PingFang TC"/>
+    </w:rPr>
     <w:tblPr>
       <w:tblStyleRowBandSize w:val="1"/>
       <w:tblStyleColBandSize w:val="1"/>
@@ -9598,6 +9984,9 @@
     <w:pPr>
       <w:spacing w:after="0" w:line="240" w:lineRule="auto"/>
     </w:pPr>
+    <w:rPr>
+      <w:rFonts w:ascii="PingFang TC" w:hAnsi="PingFang TC" w:eastAsia="PingFang TC"/>
+    </w:rPr>
     <w:tblPr>
       <w:tblStyleRowBandSize w:val="1"/>
       <w:tblStyleColBandSize w:val="1"/>
@@ -9739,6 +10128,9 @@
     <w:pPr>
       <w:spacing w:after="0" w:line="240" w:lineRule="auto"/>
     </w:pPr>
+    <w:rPr>
+      <w:rFonts w:ascii="PingFang TC" w:hAnsi="PingFang TC" w:eastAsia="PingFang TC"/>
+    </w:rPr>
     <w:tblPr>
       <w:tblStyleRowBandSize w:val="1"/>
       <w:tblStyleColBandSize w:val="1"/>
@@ -9880,6 +10272,9 @@
     <w:pPr>
       <w:spacing w:after="0" w:line="240" w:lineRule="auto"/>
     </w:pPr>
+    <w:rPr>
+      <w:rFonts w:ascii="PingFang TC" w:hAnsi="PingFang TC" w:eastAsia="PingFang TC"/>
+    </w:rPr>
     <w:tblPr>
       <w:tblStyleRowBandSize w:val="1"/>
       <w:tblStyleColBandSize w:val="1"/>
@@ -10021,6 +10416,9 @@
     <w:pPr>
       <w:spacing w:after="0" w:line="240" w:lineRule="auto"/>
     </w:pPr>
+    <w:rPr>
+      <w:rFonts w:ascii="PingFang TC" w:hAnsi="PingFang TC" w:eastAsia="PingFang TC"/>
+    </w:rPr>
     <w:tblPr>
       <w:tblStyleRowBandSize w:val="1"/>
       <w:tblStyleColBandSize w:val="1"/>
@@ -10162,6 +10560,9 @@
     <w:pPr>
       <w:spacing w:after="0" w:line="240" w:lineRule="auto"/>
     </w:pPr>
+    <w:rPr>
+      <w:rFonts w:ascii="PingFang TC" w:hAnsi="PingFang TC" w:eastAsia="PingFang TC"/>
+    </w:rPr>
     <w:tblPr>
       <w:tblStyleRowBandSize w:val="1"/>
       <w:tblStyleColBandSize w:val="1"/>
@@ -10304,6 +10705,7 @@
       <w:spacing w:after="0" w:line="240" w:lineRule="auto"/>
     </w:pPr>
     <w:rPr>
+      <w:rFonts w:ascii="PingFang TC" w:hAnsi="PingFang TC" w:eastAsia="PingFang TC"/>
       <w:color w:val="FFFFFF" w:themeColor="background1"/>
     </w:rPr>
     <w:tblPr>
@@ -10418,6 +10820,7 @@
       <w:spacing w:after="0" w:line="240" w:lineRule="auto"/>
     </w:pPr>
     <w:rPr>
+      <w:rFonts w:ascii="PingFang TC" w:hAnsi="PingFang TC" w:eastAsia="PingFang TC"/>
       <w:color w:val="FFFFFF" w:themeColor="background1"/>
     </w:rPr>
     <w:tblPr>
@@ -10532,6 +10935,7 @@
       <w:spacing w:after="0" w:line="240" w:lineRule="auto"/>
     </w:pPr>
     <w:rPr>
+      <w:rFonts w:ascii="PingFang TC" w:hAnsi="PingFang TC" w:eastAsia="PingFang TC"/>
       <w:color w:val="FFFFFF" w:themeColor="background1"/>
     </w:rPr>
     <w:tblPr>
@@ -10646,6 +11050,7 @@
       <w:spacing w:after="0" w:line="240" w:lineRule="auto"/>
     </w:pPr>
     <w:rPr>
+      <w:rFonts w:ascii="PingFang TC" w:hAnsi="PingFang TC" w:eastAsia="PingFang TC"/>
       <w:color w:val="FFFFFF" w:themeColor="background1"/>
     </w:rPr>
     <w:tblPr>
@@ -10760,6 +11165,7 @@
       <w:spacing w:after="0" w:line="240" w:lineRule="auto"/>
     </w:pPr>
     <w:rPr>
+      <w:rFonts w:ascii="PingFang TC" w:hAnsi="PingFang TC" w:eastAsia="PingFang TC"/>
       <w:color w:val="FFFFFF" w:themeColor="background1"/>
     </w:rPr>
     <w:tblPr>
@@ -10874,6 +11280,7 @@
       <w:spacing w:after="0" w:line="240" w:lineRule="auto"/>
     </w:pPr>
     <w:rPr>
+      <w:rFonts w:ascii="PingFang TC" w:hAnsi="PingFang TC" w:eastAsia="PingFang TC"/>
       <w:color w:val="FFFFFF" w:themeColor="background1"/>
     </w:rPr>
     <w:tblPr>
@@ -10988,6 +11395,7 @@
       <w:spacing w:after="0" w:line="240" w:lineRule="auto"/>
     </w:pPr>
     <w:rPr>
+      <w:rFonts w:ascii="PingFang TC" w:hAnsi="PingFang TC" w:eastAsia="PingFang TC"/>
       <w:color w:val="FFFFFF" w:themeColor="background1"/>
     </w:rPr>
     <w:tblPr>
@@ -11102,6 +11510,7 @@
       <w:spacing w:after="0" w:line="240" w:lineRule="auto"/>
     </w:pPr>
     <w:rPr>
+      <w:rFonts w:ascii="PingFang TC" w:hAnsi="PingFang TC" w:eastAsia="PingFang TC"/>
       <w:color w:val="000000" w:themeColor="text1"/>
     </w:rPr>
     <w:tblPr>
@@ -11224,6 +11633,7 @@
       <w:spacing w:after="0" w:line="240" w:lineRule="auto"/>
     </w:pPr>
     <w:rPr>
+      <w:rFonts w:ascii="PingFang TC" w:hAnsi="PingFang TC" w:eastAsia="PingFang TC"/>
       <w:color w:val="000000" w:themeColor="text1"/>
     </w:rPr>
     <w:tblPr>
@@ -11346,6 +11756,7 @@
       <w:spacing w:after="0" w:line="240" w:lineRule="auto"/>
     </w:pPr>
     <w:rPr>
+      <w:rFonts w:ascii="PingFang TC" w:hAnsi="PingFang TC" w:eastAsia="PingFang TC"/>
       <w:color w:val="000000" w:themeColor="text1"/>
     </w:rPr>
     <w:tblPr>
@@ -11468,6 +11879,7 @@
       <w:spacing w:after="0" w:line="240" w:lineRule="auto"/>
     </w:pPr>
     <w:rPr>
+      <w:rFonts w:ascii="PingFang TC" w:hAnsi="PingFang TC" w:eastAsia="PingFang TC"/>
       <w:color w:val="000000" w:themeColor="text1"/>
     </w:rPr>
     <w:tblPr>
@@ -11580,6 +11992,7 @@
       <w:spacing w:after="0" w:line="240" w:lineRule="auto"/>
     </w:pPr>
     <w:rPr>
+      <w:rFonts w:ascii="PingFang TC" w:hAnsi="PingFang TC" w:eastAsia="PingFang TC"/>
       <w:color w:val="000000" w:themeColor="text1"/>
     </w:rPr>
     <w:tblPr>
@@ -11702,6 +12115,7 @@
       <w:spacing w:after="0" w:line="240" w:lineRule="auto"/>
     </w:pPr>
     <w:rPr>
+      <w:rFonts w:ascii="PingFang TC" w:hAnsi="PingFang TC" w:eastAsia="PingFang TC"/>
       <w:color w:val="000000" w:themeColor="text1"/>
     </w:rPr>
     <w:tblPr>
@@ -11824,6 +12238,7 @@
       <w:spacing w:after="0" w:line="240" w:lineRule="auto"/>
     </w:pPr>
     <w:rPr>
+      <w:rFonts w:ascii="PingFang TC" w:hAnsi="PingFang TC" w:eastAsia="PingFang TC"/>
       <w:color w:val="000000" w:themeColor="text1"/>
     </w:rPr>
     <w:tblPr>
@@ -11946,6 +12361,7 @@
       <w:spacing w:after="0" w:line="240" w:lineRule="auto"/>
     </w:pPr>
     <w:rPr>
+      <w:rFonts w:ascii="PingFang TC" w:hAnsi="PingFang TC" w:eastAsia="PingFang TC"/>
       <w:color w:val="000000" w:themeColor="text1"/>
     </w:rPr>
     <w:tblPr>
@@ -12032,6 +12448,7 @@
       <w:spacing w:after="0" w:line="240" w:lineRule="auto"/>
     </w:pPr>
     <w:rPr>
+      <w:rFonts w:ascii="PingFang TC" w:hAnsi="PingFang TC" w:eastAsia="PingFang TC"/>
       <w:color w:val="000000" w:themeColor="text1"/>
     </w:rPr>
     <w:tblPr>
@@ -12118,6 +12535,7 @@
       <w:spacing w:after="0" w:line="240" w:lineRule="auto"/>
     </w:pPr>
     <w:rPr>
+      <w:rFonts w:ascii="PingFang TC" w:hAnsi="PingFang TC" w:eastAsia="PingFang TC"/>
       <w:color w:val="000000" w:themeColor="text1"/>
     </w:rPr>
     <w:tblPr>
@@ -12204,6 +12622,7 @@
       <w:spacing w:after="0" w:line="240" w:lineRule="auto"/>
     </w:pPr>
     <w:rPr>
+      <w:rFonts w:ascii="PingFang TC" w:hAnsi="PingFang TC" w:eastAsia="PingFang TC"/>
       <w:color w:val="000000" w:themeColor="text1"/>
     </w:rPr>
     <w:tblPr>
@@ -12290,6 +12709,7 @@
       <w:spacing w:after="0" w:line="240" w:lineRule="auto"/>
     </w:pPr>
     <w:rPr>
+      <w:rFonts w:ascii="PingFang TC" w:hAnsi="PingFang TC" w:eastAsia="PingFang TC"/>
       <w:color w:val="000000" w:themeColor="text1"/>
     </w:rPr>
     <w:tblPr>
@@ -12376,6 +12796,7 @@
       <w:spacing w:after="0" w:line="240" w:lineRule="auto"/>
     </w:pPr>
     <w:rPr>
+      <w:rFonts w:ascii="PingFang TC" w:hAnsi="PingFang TC" w:eastAsia="PingFang TC"/>
       <w:color w:val="000000" w:themeColor="text1"/>
     </w:rPr>
     <w:tblPr>
@@ -12462,6 +12883,7 @@
       <w:spacing w:after="0" w:line="240" w:lineRule="auto"/>
     </w:pPr>
     <w:rPr>
+      <w:rFonts w:ascii="PingFang TC" w:hAnsi="PingFang TC" w:eastAsia="PingFang TC"/>
       <w:color w:val="000000" w:themeColor="text1"/>
     </w:rPr>
     <w:tblPr>
@@ -12548,6 +12970,7 @@
       <w:spacing w:after="0" w:line="240" w:lineRule="auto"/>
     </w:pPr>
     <w:rPr>
+      <w:rFonts w:ascii="PingFang TC" w:hAnsi="PingFang TC" w:eastAsia="PingFang TC"/>
       <w:color w:val="000000" w:themeColor="text1"/>
     </w:rPr>
     <w:tblPr>
@@ -12628,6 +13051,7 @@
       <w:spacing w:after="0" w:line="240" w:lineRule="auto"/>
     </w:pPr>
     <w:rPr>
+      <w:rFonts w:ascii="PingFang TC" w:hAnsi="PingFang TC" w:eastAsia="PingFang TC"/>
       <w:color w:val="000000" w:themeColor="text1"/>
     </w:rPr>
     <w:tblPr>
@@ -12708,6 +13132,7 @@
       <w:spacing w:after="0" w:line="240" w:lineRule="auto"/>
     </w:pPr>
     <w:rPr>
+      <w:rFonts w:ascii="PingFang TC" w:hAnsi="PingFang TC" w:eastAsia="PingFang TC"/>
       <w:color w:val="000000" w:themeColor="text1"/>
     </w:rPr>
     <w:tblPr>
@@ -12788,6 +13213,7 @@
       <w:spacing w:after="0" w:line="240" w:lineRule="auto"/>
     </w:pPr>
     <w:rPr>
+      <w:rFonts w:ascii="PingFang TC" w:hAnsi="PingFang TC" w:eastAsia="PingFang TC"/>
       <w:color w:val="000000" w:themeColor="text1"/>
     </w:rPr>
     <w:tblPr>
@@ -12868,6 +13294,7 @@
       <w:spacing w:after="0" w:line="240" w:lineRule="auto"/>
     </w:pPr>
     <w:rPr>
+      <w:rFonts w:ascii="PingFang TC" w:hAnsi="PingFang TC" w:eastAsia="PingFang TC"/>
       <w:color w:val="000000" w:themeColor="text1"/>
     </w:rPr>
     <w:tblPr>
@@ -12948,6 +13375,7 @@
       <w:spacing w:after="0" w:line="240" w:lineRule="auto"/>
     </w:pPr>
     <w:rPr>
+      <w:rFonts w:ascii="PingFang TC" w:hAnsi="PingFang TC" w:eastAsia="PingFang TC"/>
       <w:color w:val="000000" w:themeColor="text1"/>
     </w:rPr>
     <w:tblPr>
@@ -13028,6 +13456,7 @@
       <w:spacing w:after="0" w:line="240" w:lineRule="auto"/>
     </w:pPr>
     <w:rPr>
+      <w:rFonts w:ascii="PingFang TC" w:hAnsi="PingFang TC" w:eastAsia="PingFang TC"/>
       <w:color w:val="000000" w:themeColor="text1"/>
     </w:rPr>
     <w:tblPr>
